--- a/ASHEN远行者_章节区域与双线Boss体系_v1.0.docx
+++ b/ASHEN远行者_章节区域与双线Boss体系_v1.0.docx
@@ -1980,7 +1980,33 @@
           <w:b/>
           <w:sz w:val="26"/>
         </w:rPr>
-        <w:t>3.2 七主域 + 二隐域 完整映射</w:t>
+        <w:t>3.2 九主域 + 二隐域 完整映射（全知名神版）</w:t>
+      </w:r>
+    </w:p>
+    <w:p>
+      <w:pPr>
+        <w:ind w:left="360"/>
+      </w:pPr>
+      <w:r>
+        <w:rPr>
+          <w:i/>
+          <w:color w:val="555555"/>
+        </w:rPr>
+      </w:r>
+      <w:r>
+        <w:rPr>
+          <w:b/>
+          <w:i/>
+          <w:color w:val="555555"/>
+        </w:rPr>
+        <w:t>重要：所有章节神Boss均替换为北欧原典真实存在的知名神，原创神（炉心神/冻息/繁花母/劫·Rök）全部移除。</w:t>
+      </w:r>
+      <w:r>
+        <w:rPr>
+          <w:i/>
+          <w:color w:val="555555"/>
+        </w:rPr>
+        <w:t xml:space="preserve"> 每个Boss都是"玩家听过名字、且诸神黄昏里真有其人"的神，挑战才有冲击力。</w:t>
       </w:r>
     </w:p>
     <w:tbl>
@@ -1990,17 +2016,18 @@
         <w:tblLook w:firstColumn="1" w:firstRow="1" w:lastColumn="0" w:lastRow="0" w:noHBand="0" w:noVBand="1" w:val="04A0"/>
       </w:tblPr>
       <w:tblGrid>
-        <w:gridCol w:w="1440"/>
-        <w:gridCol w:w="1440"/>
-        <w:gridCol w:w="1440"/>
-        <w:gridCol w:w="1440"/>
-        <w:gridCol w:w="1440"/>
-        <w:gridCol w:w="1440"/>
+        <w:gridCol w:w="1234"/>
+        <w:gridCol w:w="1234"/>
+        <w:gridCol w:w="1234"/>
+        <w:gridCol w:w="1234"/>
+        <w:gridCol w:w="1234"/>
+        <w:gridCol w:w="1234"/>
+        <w:gridCol w:w="1234"/>
       </w:tblGrid>
       <w:tr>
         <w:tc>
           <w:tcPr>
-            <w:tcW w:type="dxa" w:w="1440"/>
+            <w:tcW w:type="dxa" w:w="1234"/>
           </w:tcPr>
           <w:p>
             <w:r>
@@ -2014,7 +2041,7 @@
         </w:tc>
         <w:tc>
           <w:tcPr>
-            <w:tcW w:type="dxa" w:w="1440"/>
+            <w:tcW w:type="dxa" w:w="1234"/>
           </w:tcPr>
           <w:p>
             <w:r>
@@ -2028,7 +2055,7 @@
         </w:tc>
         <w:tc>
           <w:tcPr>
-            <w:tcW w:type="dxa" w:w="1440"/>
+            <w:tcW w:type="dxa" w:w="1234"/>
           </w:tcPr>
           <w:p>
             <w:r>
@@ -2042,7 +2069,7 @@
         </w:tc>
         <w:tc>
           <w:tcPr>
-            <w:tcW w:type="dxa" w:w="1440"/>
+            <w:tcW w:type="dxa" w:w="1234"/>
           </w:tcPr>
           <w:p>
             <w:r>
@@ -2056,7 +2083,7 @@
         </w:tc>
         <w:tc>
           <w:tcPr>
-            <w:tcW w:type="dxa" w:w="1440"/>
+            <w:tcW w:type="dxa" w:w="1234"/>
           </w:tcPr>
           <w:p>
             <w:r>
@@ -2070,7 +2097,7 @@
         </w:tc>
         <w:tc>
           <w:tcPr>
-            <w:tcW w:type="dxa" w:w="1440"/>
+            <w:tcW w:type="dxa" w:w="1234"/>
           </w:tcPr>
           <w:p>
             <w:r>
@@ -2079,6 +2106,20 @@
                 <w:sz w:val="18"/>
               </w:rPr>
               <w:t>神Boss</w:t>
+            </w:r>
+          </w:p>
+        </w:tc>
+        <w:tc>
+          <w:tcPr>
+            <w:tcW w:type="dxa" w:w="1234"/>
+          </w:tcPr>
+          <w:p>
+            <w:r>
+              <w:rPr>
+                <w:b/>
+                <w:sz w:val="18"/>
+              </w:rPr>
+              <w:t>辨识度</w:t>
             </w:r>
           </w:p>
         </w:tc>
@@ -2086,7 +2127,7 @@
       <w:tr>
         <w:tc>
           <w:tcPr>
-            <w:tcW w:type="dxa" w:w="1440"/>
+            <w:tcW w:type="dxa" w:w="1234"/>
           </w:tcPr>
           <w:p>
             <w:r>
@@ -2099,7 +2140,7 @@
         </w:tc>
         <w:tc>
           <w:tcPr>
-            <w:tcW w:type="dxa" w:w="1440"/>
+            <w:tcW w:type="dxa" w:w="1234"/>
           </w:tcPr>
           <w:p>
             <w:r>
@@ -2123,7 +2164,7 @@
         </w:tc>
         <w:tc>
           <w:tcPr>
-            <w:tcW w:type="dxa" w:w="1440"/>
+            <w:tcW w:type="dxa" w:w="1234"/>
           </w:tcPr>
           <w:p>
             <w:r>
@@ -2136,7 +2177,7 @@
         </w:tc>
         <w:tc>
           <w:tcPr>
-            <w:tcW w:type="dxa" w:w="1440"/>
+            <w:tcW w:type="dxa" w:w="1234"/>
           </w:tcPr>
           <w:p>
             <w:r>
@@ -2149,7 +2190,7 @@
         </w:tc>
         <w:tc>
           <w:tcPr>
-            <w:tcW w:type="dxa" w:w="1440"/>
+            <w:tcW w:type="dxa" w:w="1234"/>
           </w:tcPr>
           <w:p>
             <w:r>
@@ -2162,7 +2203,7 @@
         </w:tc>
         <w:tc>
           <w:tcPr>
-            <w:tcW w:type="dxa" w:w="1440"/>
+            <w:tcW w:type="dxa" w:w="1234"/>
           </w:tcPr>
           <w:p>
             <w:r>
@@ -2170,6 +2211,19 @@
                 <w:sz w:val="18"/>
               </w:rPr>
               <w:t>教学兽（非神）</w:t>
+            </w:r>
+          </w:p>
+        </w:tc>
+        <w:tc>
+          <w:tcPr>
+            <w:tcW w:type="dxa" w:w="1234"/>
+          </w:tcPr>
+          <w:p>
+            <w:r>
+              <w:rPr>
+                <w:sz w:val="18"/>
+              </w:rPr>
+              <w:t>—</w:t>
             </w:r>
           </w:p>
         </w:tc>
@@ -2177,7 +2231,7 @@
       <w:tr>
         <w:tc>
           <w:tcPr>
-            <w:tcW w:type="dxa" w:w="1440"/>
+            <w:tcW w:type="dxa" w:w="1234"/>
           </w:tcPr>
           <w:p>
             <w:r>
@@ -2190,7 +2244,7 @@
         </w:tc>
         <w:tc>
           <w:tcPr>
-            <w:tcW w:type="dxa" w:w="1440"/>
+            <w:tcW w:type="dxa" w:w="1234"/>
           </w:tcPr>
           <w:p>
             <w:r>
@@ -2214,7 +2268,7 @@
         </w:tc>
         <w:tc>
           <w:tcPr>
-            <w:tcW w:type="dxa" w:w="1440"/>
+            <w:tcW w:type="dxa" w:w="1234"/>
           </w:tcPr>
           <w:p>
             <w:r>
@@ -2227,7 +2281,7 @@
         </w:tc>
         <w:tc>
           <w:tcPr>
-            <w:tcW w:type="dxa" w:w="1440"/>
+            <w:tcW w:type="dxa" w:w="1234"/>
           </w:tcPr>
           <w:p>
             <w:r>
@@ -2240,7 +2294,7 @@
         </w:tc>
         <w:tc>
           <w:tcPr>
-            <w:tcW w:type="dxa" w:w="1440"/>
+            <w:tcW w:type="dxa" w:w="1234"/>
           </w:tcPr>
           <w:p>
             <w:r>
@@ -2253,7 +2307,7 @@
         </w:tc>
         <w:tc>
           <w:tcPr>
-            <w:tcW w:type="dxa" w:w="1440"/>
+            <w:tcW w:type="dxa" w:w="1234"/>
           </w:tcPr>
           <w:p>
             <w:r>
@@ -2272,6 +2326,19 @@
               <w:rPr>
                 <w:sz w:val="18"/>
               </w:rPr>
+            </w:r>
+          </w:p>
+        </w:tc>
+        <w:tc>
+          <w:tcPr>
+            <w:tcW w:type="dxa" w:w="1234"/>
+          </w:tcPr>
+          <w:p>
+            <w:r>
+              <w:rPr>
+                <w:sz w:val="18"/>
+              </w:rPr>
+              <w:t>★★★</w:t>
             </w:r>
           </w:p>
         </w:tc>
@@ -2279,7 +2346,7 @@
       <w:tr>
         <w:tc>
           <w:tcPr>
-            <w:tcW w:type="dxa" w:w="1440"/>
+            <w:tcW w:type="dxa" w:w="1234"/>
           </w:tcPr>
           <w:p>
             <w:r>
@@ -2292,7 +2359,7 @@
         </w:tc>
         <w:tc>
           <w:tcPr>
-            <w:tcW w:type="dxa" w:w="1440"/>
+            <w:tcW w:type="dxa" w:w="1234"/>
           </w:tcPr>
           <w:p>
             <w:r>
@@ -2316,7 +2383,7 @@
         </w:tc>
         <w:tc>
           <w:tcPr>
-            <w:tcW w:type="dxa" w:w="1440"/>
+            <w:tcW w:type="dxa" w:w="1234"/>
           </w:tcPr>
           <w:p>
             <w:r>
@@ -2329,7 +2396,7 @@
         </w:tc>
         <w:tc>
           <w:tcPr>
-            <w:tcW w:type="dxa" w:w="1440"/>
+            <w:tcW w:type="dxa" w:w="1234"/>
           </w:tcPr>
           <w:p>
             <w:r>
@@ -2342,7 +2409,7 @@
         </w:tc>
         <w:tc>
           <w:tcPr>
-            <w:tcW w:type="dxa" w:w="1440"/>
+            <w:tcW w:type="dxa" w:w="1234"/>
           </w:tcPr>
           <w:p>
             <w:r>
@@ -2355,14 +2422,38 @@
         </w:tc>
         <w:tc>
           <w:tcPr>
-            <w:tcW w:type="dxa" w:w="1440"/>
-          </w:tcPr>
-          <w:p>
-            <w:r>
-              <w:rPr>
-                <w:sz w:val="18"/>
-              </w:rPr>
-              <w:t>弗蕾雅（生命/魅惑）</w:t>
+            <w:tcW w:type="dxa" w:w="1234"/>
+          </w:tcPr>
+          <w:p>
+            <w:r>
+              <w:rPr>
+                <w:sz w:val="18"/>
+              </w:rPr>
+            </w:r>
+            <w:r>
+              <w:rPr>
+                <w:b/>
+                <w:sz w:val="18"/>
+              </w:rPr>
+              <w:t>弗蕾雅（爱与战之神）</w:t>
+            </w:r>
+            <w:r>
+              <w:rPr>
+                <w:sz w:val="18"/>
+              </w:rPr>
+            </w:r>
+          </w:p>
+        </w:tc>
+        <w:tc>
+          <w:tcPr>
+            <w:tcW w:type="dxa" w:w="1234"/>
+          </w:tcPr>
+          <w:p>
+            <w:r>
+              <w:rPr>
+                <w:sz w:val="18"/>
+              </w:rPr>
+              <w:t>★★★</w:t>
             </w:r>
           </w:p>
         </w:tc>
@@ -2370,7 +2461,7 @@
       <w:tr>
         <w:tc>
           <w:tcPr>
-            <w:tcW w:type="dxa" w:w="1440"/>
+            <w:tcW w:type="dxa" w:w="1234"/>
           </w:tcPr>
           <w:p>
             <w:r>
@@ -2383,7 +2474,7 @@
         </w:tc>
         <w:tc>
           <w:tcPr>
-            <w:tcW w:type="dxa" w:w="1440"/>
+            <w:tcW w:type="dxa" w:w="1234"/>
           </w:tcPr>
           <w:p>
             <w:r>
@@ -2407,7 +2498,7 @@
         </w:tc>
         <w:tc>
           <w:tcPr>
-            <w:tcW w:type="dxa" w:w="1440"/>
+            <w:tcW w:type="dxa" w:w="1234"/>
           </w:tcPr>
           <w:p>
             <w:r>
@@ -2420,7 +2511,7 @@
         </w:tc>
         <w:tc>
           <w:tcPr>
-            <w:tcW w:type="dxa" w:w="1440"/>
+            <w:tcW w:type="dxa" w:w="1234"/>
           </w:tcPr>
           <w:p>
             <w:r>
@@ -2433,7 +2524,7 @@
         </w:tc>
         <w:tc>
           <w:tcPr>
-            <w:tcW w:type="dxa" w:w="1440"/>
+            <w:tcW w:type="dxa" w:w="1234"/>
           </w:tcPr>
           <w:p>
             <w:r>
@@ -2446,14 +2537,38 @@
         </w:tc>
         <w:tc>
           <w:tcPr>
-            <w:tcW w:type="dxa" w:w="1440"/>
-          </w:tcPr>
-          <w:p>
-            <w:r>
-              <w:rPr>
-                <w:sz w:val="18"/>
-              </w:rPr>
-              <w:t>炉心神（锻造，原创近辛德里）</w:t>
+            <w:tcW w:type="dxa" w:w="1234"/>
+          </w:tcPr>
+          <w:p>
+            <w:r>
+              <w:rPr>
+                <w:sz w:val="18"/>
+              </w:rPr>
+            </w:r>
+            <w:r>
+              <w:rPr>
+                <w:b/>
+                <w:sz w:val="18"/>
+              </w:rPr>
+              <w:t>海姆达尔（守桥神·号角）</w:t>
+            </w:r>
+            <w:r>
+              <w:rPr>
+                <w:sz w:val="18"/>
+              </w:rPr>
+            </w:r>
+          </w:p>
+        </w:tc>
+        <w:tc>
+          <w:tcPr>
+            <w:tcW w:type="dxa" w:w="1234"/>
+          </w:tcPr>
+          <w:p>
+            <w:r>
+              <w:rPr>
+                <w:sz w:val="18"/>
+              </w:rPr>
+              <w:t>★★</w:t>
             </w:r>
           </w:p>
         </w:tc>
@@ -2461,7 +2576,7 @@
       <w:tr>
         <w:tc>
           <w:tcPr>
-            <w:tcW w:type="dxa" w:w="1440"/>
+            <w:tcW w:type="dxa" w:w="1234"/>
           </w:tcPr>
           <w:p>
             <w:r>
@@ -2474,7 +2589,7 @@
         </w:tc>
         <w:tc>
           <w:tcPr>
-            <w:tcW w:type="dxa" w:w="1440"/>
+            <w:tcW w:type="dxa" w:w="1234"/>
           </w:tcPr>
           <w:p>
             <w:r>
@@ -2498,7 +2613,7 @@
         </w:tc>
         <w:tc>
           <w:tcPr>
-            <w:tcW w:type="dxa" w:w="1440"/>
+            <w:tcW w:type="dxa" w:w="1234"/>
           </w:tcPr>
           <w:p>
             <w:r>
@@ -2511,7 +2626,7 @@
         </w:tc>
         <w:tc>
           <w:tcPr>
-            <w:tcW w:type="dxa" w:w="1440"/>
+            <w:tcW w:type="dxa" w:w="1234"/>
           </w:tcPr>
           <w:p>
             <w:r>
@@ -2524,27 +2639,51 @@
         </w:tc>
         <w:tc>
           <w:tcPr>
-            <w:tcW w:type="dxa" w:w="1440"/>
-          </w:tcPr>
-          <w:p>
-            <w:r>
-              <w:rPr>
-                <w:sz w:val="18"/>
-              </w:rPr>
-              <w:t>极寒·死寂</w:t>
-            </w:r>
-          </w:p>
-        </w:tc>
-        <w:tc>
-          <w:tcPr>
-            <w:tcW w:type="dxa" w:w="1440"/>
-          </w:tcPr>
-          <w:p>
-            <w:r>
-              <w:rPr>
-                <w:sz w:val="18"/>
-              </w:rPr>
-              <w:t>冻息（赫尔系·复活异态）</w:t>
+            <w:tcW w:type="dxa" w:w="1234"/>
+          </w:tcPr>
+          <w:p>
+            <w:r>
+              <w:rPr>
+                <w:sz w:val="18"/>
+              </w:rPr>
+              <w:t>极寒·死寂·冥府</w:t>
+            </w:r>
+          </w:p>
+        </w:tc>
+        <w:tc>
+          <w:tcPr>
+            <w:tcW w:type="dxa" w:w="1234"/>
+          </w:tcPr>
+          <w:p>
+            <w:r>
+              <w:rPr>
+                <w:sz w:val="18"/>
+              </w:rPr>
+            </w:r>
+            <w:r>
+              <w:rPr>
+                <w:b/>
+                <w:sz w:val="18"/>
+              </w:rPr>
+              <w:t>赫尔（冥界女王）</w:t>
+            </w:r>
+            <w:r>
+              <w:rPr>
+                <w:sz w:val="18"/>
+              </w:rPr>
+            </w:r>
+          </w:p>
+        </w:tc>
+        <w:tc>
+          <w:tcPr>
+            <w:tcW w:type="dxa" w:w="1234"/>
+          </w:tcPr>
+          <w:p>
+            <w:r>
+              <w:rPr>
+                <w:sz w:val="18"/>
+              </w:rPr>
+              <w:t>★★</w:t>
             </w:r>
           </w:p>
         </w:tc>
@@ -2552,7 +2691,7 @@
       <w:tr>
         <w:tc>
           <w:tcPr>
-            <w:tcW w:type="dxa" w:w="1440"/>
+            <w:tcW w:type="dxa" w:w="1234"/>
           </w:tcPr>
           <w:p>
             <w:r>
@@ -2565,7 +2704,7 @@
         </w:tc>
         <w:tc>
           <w:tcPr>
-            <w:tcW w:type="dxa" w:w="1440"/>
+            <w:tcW w:type="dxa" w:w="1234"/>
           </w:tcPr>
           <w:p>
             <w:r>
@@ -2589,20 +2728,20 @@
         </w:tc>
         <w:tc>
           <w:tcPr>
-            <w:tcW w:type="dxa" w:w="1440"/>
-          </w:tcPr>
-          <w:p>
-            <w:r>
-              <w:rPr>
-                <w:sz w:val="18"/>
-              </w:rPr>
-              <w:t>约顿海姆海岸/华纳</w:t>
-            </w:r>
-          </w:p>
-        </w:tc>
-        <w:tc>
-          <w:tcPr>
-            <w:tcW w:type="dxa" w:w="1440"/>
+            <w:tcW w:type="dxa" w:w="1234"/>
+          </w:tcPr>
+          <w:p>
+            <w:r>
+              <w:rPr>
+                <w:sz w:val="18"/>
+              </w:rPr>
+              <w:t>华纳海姆海岸/归墟</w:t>
+            </w:r>
+          </w:p>
+        </w:tc>
+        <w:tc>
+          <w:tcPr>
+            <w:tcW w:type="dxa" w:w="1234"/>
           </w:tcPr>
           <w:p>
             <w:r>
@@ -2615,7 +2754,7 @@
         </w:tc>
         <w:tc>
           <w:tcPr>
-            <w:tcW w:type="dxa" w:w="1440"/>
+            <w:tcW w:type="dxa" w:w="1234"/>
           </w:tcPr>
           <w:p>
             <w:r>
@@ -2628,14 +2767,38 @@
         </w:tc>
         <w:tc>
           <w:tcPr>
-            <w:tcW w:type="dxa" w:w="1440"/>
-          </w:tcPr>
-          <w:p>
-            <w:r>
-              <w:rPr>
-                <w:sz w:val="18"/>
-              </w:rPr>
-              <w:t>尼约德（潮汐·幸存）</w:t>
+            <w:tcW w:type="dxa" w:w="1234"/>
+          </w:tcPr>
+          <w:p>
+            <w:r>
+              <w:rPr>
+                <w:sz w:val="18"/>
+              </w:rPr>
+            </w:r>
+            <w:r>
+              <w:rPr>
+                <w:b/>
+                <w:sz w:val="18"/>
+              </w:rPr>
+              <w:t>尼约德（海洋之神）★中点</w:t>
+            </w:r>
+            <w:r>
+              <w:rPr>
+                <w:sz w:val="18"/>
+              </w:rPr>
+            </w:r>
+          </w:p>
+        </w:tc>
+        <w:tc>
+          <w:tcPr>
+            <w:tcW w:type="dxa" w:w="1234"/>
+          </w:tcPr>
+          <w:p>
+            <w:r>
+              <w:rPr>
+                <w:sz w:val="18"/>
+              </w:rPr>
+              <w:t>★★</w:t>
             </w:r>
           </w:p>
         </w:tc>
@@ -2643,7 +2806,7 @@
       <w:tr>
         <w:tc>
           <w:tcPr>
-            <w:tcW w:type="dxa" w:w="1440"/>
+            <w:tcW w:type="dxa" w:w="1234"/>
           </w:tcPr>
           <w:p>
             <w:r>
@@ -2656,7 +2819,7 @@
         </w:tc>
         <w:tc>
           <w:tcPr>
-            <w:tcW w:type="dxa" w:w="1440"/>
+            <w:tcW w:type="dxa" w:w="1234"/>
           </w:tcPr>
           <w:p>
             <w:r>
@@ -2680,7 +2843,7 @@
         </w:tc>
         <w:tc>
           <w:tcPr>
-            <w:tcW w:type="dxa" w:w="1440"/>
+            <w:tcW w:type="dxa" w:w="1234"/>
           </w:tcPr>
           <w:p>
             <w:r>
@@ -2693,7 +2856,7 @@
         </w:tc>
         <w:tc>
           <w:tcPr>
-            <w:tcW w:type="dxa" w:w="1440"/>
+            <w:tcW w:type="dxa" w:w="1234"/>
           </w:tcPr>
           <w:p>
             <w:r>
@@ -2706,7 +2869,7 @@
         </w:tc>
         <w:tc>
           <w:tcPr>
-            <w:tcW w:type="dxa" w:w="1440"/>
+            <w:tcW w:type="dxa" w:w="1234"/>
           </w:tcPr>
           <w:p>
             <w:r>
@@ -2719,14 +2882,38 @@
         </w:tc>
         <w:tc>
           <w:tcPr>
-            <w:tcW w:type="dxa" w:w="1440"/>
-          </w:tcPr>
-          <w:p>
-            <w:r>
-              <w:rPr>
-                <w:sz w:val="18"/>
-              </w:rPr>
-              <w:t>提尔（战神·原典战死残响）</w:t>
+            <w:tcW w:type="dxa" w:w="1234"/>
+          </w:tcPr>
+          <w:p>
+            <w:r>
+              <w:rPr>
+                <w:sz w:val="18"/>
+              </w:rPr>
+            </w:r>
+            <w:r>
+              <w:rPr>
+                <w:b/>
+                <w:sz w:val="18"/>
+              </w:rPr>
+              <w:t>提尔（战神·独手）</w:t>
+            </w:r>
+            <w:r>
+              <w:rPr>
+                <w:sz w:val="18"/>
+              </w:rPr>
+            </w:r>
+          </w:p>
+        </w:tc>
+        <w:tc>
+          <w:tcPr>
+            <w:tcW w:type="dxa" w:w="1234"/>
+          </w:tcPr>
+          <w:p>
+            <w:r>
+              <w:rPr>
+                <w:sz w:val="18"/>
+              </w:rPr>
+              <w:t>★★</w:t>
             </w:r>
           </w:p>
         </w:tc>
@@ -2734,7 +2921,7 @@
       <w:tr>
         <w:tc>
           <w:tcPr>
-            <w:tcW w:type="dxa" w:w="1440"/>
+            <w:tcW w:type="dxa" w:w="1234"/>
           </w:tcPr>
           <w:p>
             <w:r>
@@ -2747,7 +2934,7 @@
         </w:tc>
         <w:tc>
           <w:tcPr>
-            <w:tcW w:type="dxa" w:w="1440"/>
+            <w:tcW w:type="dxa" w:w="1234"/>
           </w:tcPr>
           <w:p>
             <w:r>
@@ -2771,7 +2958,7 @@
         </w:tc>
         <w:tc>
           <w:tcPr>
-            <w:tcW w:type="dxa" w:w="1440"/>
+            <w:tcW w:type="dxa" w:w="1234"/>
           </w:tcPr>
           <w:p>
             <w:r>
@@ -2784,7 +2971,7 @@
         </w:tc>
         <w:tc>
           <w:tcPr>
-            <w:tcW w:type="dxa" w:w="1440"/>
+            <w:tcW w:type="dxa" w:w="1234"/>
           </w:tcPr>
           <w:p>
             <w:r>
@@ -2797,7 +2984,7 @@
         </w:tc>
         <w:tc>
           <w:tcPr>
-            <w:tcW w:type="dxa" w:w="1440"/>
+            <w:tcW w:type="dxa" w:w="1234"/>
           </w:tcPr>
           <w:p>
             <w:r>
@@ -2810,14 +2997,38 @@
         </w:tc>
         <w:tc>
           <w:tcPr>
-            <w:tcW w:type="dxa" w:w="1440"/>
-          </w:tcPr>
-          <w:p>
-            <w:r>
-              <w:rPr>
-                <w:sz w:val="18"/>
-              </w:rPr>
-              <w:t>巴德尔/霍德尔（孪生·复活）</w:t>
+            <w:tcW w:type="dxa" w:w="1234"/>
+          </w:tcPr>
+          <w:p>
+            <w:r>
+              <w:rPr>
+                <w:sz w:val="18"/>
+              </w:rPr>
+            </w:r>
+            <w:r>
+              <w:rPr>
+                <w:b/>
+                <w:sz w:val="18"/>
+              </w:rPr>
+              <w:t>巴德尔（光明神·奥丁爱子）</w:t>
+            </w:r>
+            <w:r>
+              <w:rPr>
+                <w:sz w:val="18"/>
+              </w:rPr>
+            </w:r>
+          </w:p>
+        </w:tc>
+        <w:tc>
+          <w:tcPr>
+            <w:tcW w:type="dxa" w:w="1234"/>
+          </w:tcPr>
+          <w:p>
+            <w:r>
+              <w:rPr>
+                <w:sz w:val="18"/>
+              </w:rPr>
+              <w:t>★★★</w:t>
             </w:r>
           </w:p>
         </w:tc>
@@ -2825,7 +3036,7 @@
       <w:tr>
         <w:tc>
           <w:tcPr>
-            <w:tcW w:type="dxa" w:w="1440"/>
+            <w:tcW w:type="dxa" w:w="1234"/>
           </w:tcPr>
           <w:p>
             <w:r>
@@ -2838,7 +3049,7 @@
         </w:tc>
         <w:tc>
           <w:tcPr>
-            <w:tcW w:type="dxa" w:w="1440"/>
+            <w:tcW w:type="dxa" w:w="1234"/>
           </w:tcPr>
           <w:p>
             <w:r>
@@ -2862,7 +3073,7 @@
         </w:tc>
         <w:tc>
           <w:tcPr>
-            <w:tcW w:type="dxa" w:w="1440"/>
+            <w:tcW w:type="dxa" w:w="1234"/>
           </w:tcPr>
           <w:p>
             <w:r>
@@ -2875,7 +3086,7 @@
         </w:tc>
         <w:tc>
           <w:tcPr>
-            <w:tcW w:type="dxa" w:w="1440"/>
+            <w:tcW w:type="dxa" w:w="1234"/>
           </w:tcPr>
           <w:p>
             <w:r>
@@ -2888,27 +3099,51 @@
         </w:tc>
         <w:tc>
           <w:tcPr>
-            <w:tcW w:type="dxa" w:w="1440"/>
-          </w:tcPr>
-          <w:p>
-            <w:r>
-              <w:rPr>
-                <w:sz w:val="18"/>
-              </w:rPr>
-              <w:t>劫的源头·终章</w:t>
-            </w:r>
-          </w:p>
-        </w:tc>
-        <w:tc>
-          <w:tcPr>
-            <w:tcW w:type="dxa" w:w="1440"/>
-          </w:tcPr>
-          <w:p>
-            <w:r>
-              <w:rPr>
-                <w:sz w:val="18"/>
-              </w:rPr>
-              <w:t>劫·Rök（侵蚀人格化）</w:t>
+            <w:tcW w:type="dxa" w:w="1234"/>
+          </w:tcPr>
+          <w:p>
+            <w:r>
+              <w:rPr>
+                <w:sz w:val="18"/>
+              </w:rPr>
+              <w:t>劫的源头·表面元凶</w:t>
+            </w:r>
+          </w:p>
+        </w:tc>
+        <w:tc>
+          <w:tcPr>
+            <w:tcW w:type="dxa" w:w="1234"/>
+          </w:tcPr>
+          <w:p>
+            <w:r>
+              <w:rPr>
+                <w:sz w:val="18"/>
+              </w:rPr>
+            </w:r>
+            <w:r>
+              <w:rPr>
+                <w:b/>
+                <w:sz w:val="18"/>
+              </w:rPr>
+              <w:t>洛基（诸神黄昏点火者）</w:t>
+            </w:r>
+            <w:r>
+              <w:rPr>
+                <w:sz w:val="18"/>
+              </w:rPr>
+            </w:r>
+          </w:p>
+        </w:tc>
+        <w:tc>
+          <w:tcPr>
+            <w:tcW w:type="dxa" w:w="1234"/>
+          </w:tcPr>
+          <w:p>
+            <w:r>
+              <w:rPr>
+                <w:sz w:val="18"/>
+              </w:rPr>
+              <w:t>★★★</w:t>
             </w:r>
           </w:p>
         </w:tc>
@@ -2916,20 +3151,20 @@
       <w:tr>
         <w:tc>
           <w:tcPr>
-            <w:tcW w:type="dxa" w:w="1440"/>
-          </w:tcPr>
-          <w:p>
-            <w:r>
-              <w:rPr>
-                <w:sz w:val="18"/>
-              </w:rPr>
-              <w:t>隐1</w:t>
-            </w:r>
-          </w:p>
-        </w:tc>
-        <w:tc>
-          <w:tcPr>
-            <w:tcW w:type="dxa" w:w="1440"/>
+            <w:tcW w:type="dxa" w:w="1234"/>
+          </w:tcPr>
+          <w:p>
+            <w:r>
+              <w:rPr>
+                <w:sz w:val="18"/>
+              </w:rPr>
+              <w:t>★</w:t>
+            </w:r>
+          </w:p>
+        </w:tc>
+        <w:tc>
+          <w:tcPr>
+            <w:tcW w:type="dxa" w:w="1234"/>
           </w:tcPr>
           <w:p>
             <w:r>
@@ -2942,65 +3177,89 @@
                 <w:b/>
                 <w:sz w:val="18"/>
               </w:rPr>
-              <w:t>天域</w:t>
-            </w:r>
-            <w:r>
-              <w:rPr>
-                <w:sz w:val="18"/>
-              </w:rPr>
-              <w:t>（隐藏）</w:t>
-            </w:r>
-          </w:p>
-        </w:tc>
-        <w:tc>
-          <w:tcPr>
-            <w:tcW w:type="dxa" w:w="1440"/>
-          </w:tcPr>
-          <w:p>
-            <w:r>
-              <w:rPr>
-                <w:sz w:val="18"/>
-              </w:rPr>
-              <w:t>阿尔夫海姆 Alfheim（光精灵）</w:t>
-            </w:r>
-          </w:p>
-        </w:tc>
-        <w:tc>
-          <w:tcPr>
-            <w:tcW w:type="dxa" w:w="1440"/>
-          </w:tcPr>
-          <w:p>
-            <w:r>
-              <w:rPr>
-                <w:sz w:val="18"/>
-              </w:rPr>
-              <w:t>天梯·昆仑悬圃</w:t>
-            </w:r>
-          </w:p>
-        </w:tc>
-        <w:tc>
-          <w:tcPr>
-            <w:tcW w:type="dxa" w:w="1440"/>
-          </w:tcPr>
-          <w:p>
-            <w:r>
-              <w:rPr>
-                <w:sz w:val="18"/>
-              </w:rPr>
-              <w:t>旧日回廊</w:t>
-            </w:r>
-          </w:p>
-        </w:tc>
-        <w:tc>
-          <w:tcPr>
-            <w:tcW w:type="dxa" w:w="1440"/>
-          </w:tcPr>
-          <w:p>
-            <w:r>
-              <w:rPr>
-                <w:sz w:val="18"/>
-              </w:rPr>
-              <w:t>遗忘王（未参战之神）</w:t>
+              <w:t>英灵殿废墟</w:t>
+            </w:r>
+            <w:r>
+              <w:rPr>
+                <w:sz w:val="18"/>
+              </w:rPr>
+              <w:t>（终章）</w:t>
+            </w:r>
+          </w:p>
+        </w:tc>
+        <w:tc>
+          <w:tcPr>
+            <w:tcW w:type="dxa" w:w="1234"/>
+          </w:tcPr>
+          <w:p>
+            <w:r>
+              <w:rPr>
+                <w:sz w:val="18"/>
+              </w:rPr>
+              <w:t>瓦尔哈拉 Valhalla（阿斯加德核心）</w:t>
+            </w:r>
+          </w:p>
+        </w:tc>
+        <w:tc>
+          <w:tcPr>
+            <w:tcW w:type="dxa" w:w="1234"/>
+          </w:tcPr>
+          <w:p>
+            <w:r>
+              <w:rPr>
+                <w:sz w:val="18"/>
+              </w:rPr>
+              <w:t>昆仑天宫·帝之下都</w:t>
+            </w:r>
+          </w:p>
+        </w:tc>
+        <w:tc>
+          <w:tcPr>
+            <w:tcW w:type="dxa" w:w="1234"/>
+          </w:tcPr>
+          <w:p>
+            <w:r>
+              <w:rPr>
+                <w:sz w:val="18"/>
+              </w:rPr>
+              <w:t>终极对决·众神之父</w:t>
+            </w:r>
+          </w:p>
+        </w:tc>
+        <w:tc>
+          <w:tcPr>
+            <w:tcW w:type="dxa" w:w="1234"/>
+          </w:tcPr>
+          <w:p>
+            <w:r>
+              <w:rPr>
+                <w:sz w:val="18"/>
+              </w:rPr>
+            </w:r>
+            <w:r>
+              <w:rPr>
+                <w:b/>
+                <w:sz w:val="18"/>
+              </w:rPr>
+              <w:t>奥丁（终极Boss）</w:t>
+            </w:r>
+            <w:r>
+              <w:rPr>
+                <w:sz w:val="18"/>
+              </w:rPr>
+            </w:r>
+          </w:p>
+        </w:tc>
+        <w:tc>
+          <w:tcPr>
+            <w:tcW w:type="dxa" w:w="1234"/>
+          </w:tcPr>
+          <w:p>
+            <w:r>
+              <w:rPr>
+                <w:sz w:val="18"/>
+              </w:rPr>
+              <w:t>★★★</w:t>
             </w:r>
           </w:p>
         </w:tc>
@@ -3008,7 +3267,123 @@
       <w:tr>
         <w:tc>
           <w:tcPr>
-            <w:tcW w:type="dxa" w:w="1440"/>
+            <w:tcW w:type="dxa" w:w="1234"/>
+          </w:tcPr>
+          <w:p>
+            <w:r>
+              <w:rPr>
+                <w:sz w:val="18"/>
+              </w:rPr>
+              <w:t>隐1</w:t>
+            </w:r>
+          </w:p>
+        </w:tc>
+        <w:tc>
+          <w:tcPr>
+            <w:tcW w:type="dxa" w:w="1234"/>
+          </w:tcPr>
+          <w:p>
+            <w:r>
+              <w:rPr>
+                <w:sz w:val="18"/>
+              </w:rPr>
+            </w:r>
+            <w:r>
+              <w:rPr>
+                <w:b/>
+                <w:sz w:val="18"/>
+              </w:rPr>
+              <w:t>天域</w:t>
+            </w:r>
+            <w:r>
+              <w:rPr>
+                <w:sz w:val="18"/>
+              </w:rPr>
+              <w:t>（隐藏）</w:t>
+            </w:r>
+          </w:p>
+        </w:tc>
+        <w:tc>
+          <w:tcPr>
+            <w:tcW w:type="dxa" w:w="1234"/>
+          </w:tcPr>
+          <w:p>
+            <w:r>
+              <w:rPr>
+                <w:sz w:val="18"/>
+              </w:rPr>
+              <w:t>阿尔夫海姆 Alfheim（光精灵）</w:t>
+            </w:r>
+          </w:p>
+        </w:tc>
+        <w:tc>
+          <w:tcPr>
+            <w:tcW w:type="dxa" w:w="1234"/>
+          </w:tcPr>
+          <w:p>
+            <w:r>
+              <w:rPr>
+                <w:sz w:val="18"/>
+              </w:rPr>
+              <w:t>天梯·昆仑悬圃</w:t>
+            </w:r>
+          </w:p>
+        </w:tc>
+        <w:tc>
+          <w:tcPr>
+            <w:tcW w:type="dxa" w:w="1234"/>
+          </w:tcPr>
+          <w:p>
+            <w:r>
+              <w:rPr>
+                <w:sz w:val="18"/>
+              </w:rPr>
+              <w:t>旧日回廊</w:t>
+            </w:r>
+          </w:p>
+        </w:tc>
+        <w:tc>
+          <w:tcPr>
+            <w:tcW w:type="dxa" w:w="1234"/>
+          </w:tcPr>
+          <w:p>
+            <w:r>
+              <w:rPr>
+                <w:sz w:val="18"/>
+              </w:rPr>
+            </w:r>
+            <w:r>
+              <w:rPr>
+                <w:b/>
+                <w:sz w:val="18"/>
+              </w:rPr>
+              <w:t>维达尔（沉默复仇神·未参战）</w:t>
+            </w:r>
+            <w:r>
+              <w:rPr>
+                <w:sz w:val="18"/>
+              </w:rPr>
+            </w:r>
+          </w:p>
+        </w:tc>
+        <w:tc>
+          <w:tcPr>
+            <w:tcW w:type="dxa" w:w="1234"/>
+          </w:tcPr>
+          <w:p>
+            <w:r>
+              <w:rPr>
+                <w:sz w:val="18"/>
+              </w:rPr>
+              <w:t>★</w:t>
+            </w:r>
+          </w:p>
+        </w:tc>
+      </w:tr>
+      <w:tr>
+        <w:tc>
+          <w:tcPr>
+            <w:tcW w:type="dxa" w:w="1234"/>
           </w:tcPr>
           <w:p>
             <w:r>
@@ -3021,7 +3396,7 @@
         </w:tc>
         <w:tc>
           <w:tcPr>
-            <w:tcW w:type="dxa" w:w="1440"/>
+            <w:tcW w:type="dxa" w:w="1234"/>
           </w:tcPr>
           <w:p>
             <w:r>
@@ -3046,7 +3421,7 @@
         </w:tc>
         <w:tc>
           <w:tcPr>
-            <w:tcW w:type="dxa" w:w="1440"/>
+            <w:tcW w:type="dxa" w:w="1234"/>
           </w:tcPr>
           <w:p>
             <w:r>
@@ -3059,7 +3434,7 @@
         </w:tc>
         <w:tc>
           <w:tcPr>
-            <w:tcW w:type="dxa" w:w="1440"/>
+            <w:tcW w:type="dxa" w:w="1234"/>
           </w:tcPr>
           <w:p>
             <w:r>
@@ -3072,7 +3447,7 @@
         </w:tc>
         <w:tc>
           <w:tcPr>
-            <w:tcW w:type="dxa" w:w="1440"/>
+            <w:tcW w:type="dxa" w:w="1234"/>
           </w:tcPr>
           <w:p>
             <w:r>
@@ -3085,14 +3460,27 @@
         </w:tc>
         <w:tc>
           <w:tcPr>
-            <w:tcW w:type="dxa" w:w="1440"/>
-          </w:tcPr>
-          <w:p>
-            <w:r>
-              <w:rPr>
-                <w:sz w:val="18"/>
-              </w:rPr>
-              <w:t>建木新生（真结局触发）</w:t>
+            <w:tcW w:type="dxa" w:w="1234"/>
+          </w:tcPr>
+          <w:p>
+            <w:r>
+              <w:rPr>
+                <w:sz w:val="18"/>
+              </w:rPr>
+              <w:t>密米尔（智慧之首）/建木新生</w:t>
+            </w:r>
+          </w:p>
+        </w:tc>
+        <w:tc>
+          <w:tcPr>
+            <w:tcW w:type="dxa" w:w="1234"/>
+          </w:tcPr>
+          <w:p>
+            <w:r>
+              <w:rPr>
+                <w:sz w:val="18"/>
+              </w:rPr>
+              <w:t>★</w:t>
             </w:r>
           </w:p>
         </w:tc>
@@ -3105,7 +3493,7 @@
         <w:rPr>
           <w:b/>
         </w:rPr>
-        <w:t>说明：</w:t>
+        <w:t>关键变更说明：</w:t>
       </w:r>
       <w:r/>
     </w:p>
@@ -3113,25 +3501,15 @@
       <w:pPr>
         <w:pStyle w:val="ListBullet"/>
       </w:pPr>
-      <w:r>
-        <w:t>九主域采用 ①中域为枢纽起点，②~⑨ 为八个神域。这与 v4.1 的"七主域"做了微调——</w:t>
-      </w:r>
+      <w:r/>
       <w:r>
         <w:rPr>
           <w:b/>
         </w:rPr>
-        <w:t>升级为九主域</w:t>
+        <w:t>替换的4个原创神 → 知名神：</w:t>
       </w:r>
       <w:r>
-        <w:t>，因为：(a) 你要求核心Boss都是耳熟能详的神，九界框架刚好容纳更多知名神；(b) 时长目标30-40h需要9个域支撑。</w:t>
-      </w:r>
-    </w:p>
-    <w:p>
-      <w:pPr>
-        <w:pStyle w:val="ListBullet"/>
-      </w:pPr>
-      <w:r>
-        <w:t>二隐域（天域/根域）保持原创空间，对应 Hoddmímir 体系。</w:t>
+        <w:t xml:space="preserve"> 炉心神→海姆达尔（铸域）；冻息→赫尔（寒域，冥府气质更契合）；保留弗蕾雅；劫·Rök→洛基（劫域，诸神黄昏真正的点火者）。</w:t>
       </w:r>
     </w:p>
     <w:p>
@@ -3143,10 +3521,47 @@
         <w:rPr>
           <w:b/>
         </w:rPr>
-        <w:t>Hub（Hoddmímir 树心避难所）</w:t>
+        <w:t>巴德尔单列：</w:t>
       </w:r>
       <w:r>
-        <w:t xml:space="preserve"> 不计入九域，是贯穿全程的大本营。</w:t>
+        <w:t xml:space="preserve"> 原"巴德尔/霍德尔孪生"简化为巴德尔（奥丁最爱的儿子，知名度更高，且打他=向奥丁宣战的情感前奏）。</w:t>
+      </w:r>
+    </w:p>
+    <w:p>
+      <w:pPr>
+        <w:pStyle w:val="ListBullet"/>
+      </w:pPr>
+      <w:r/>
+      <w:r>
+        <w:rPr>
+          <w:b/>
+        </w:rPr>
+        <w:t>新增终极域「英灵殿废墟」：</w:t>
+      </w:r>
+      <w:r>
+        <w:t xml:space="preserve"> 终极Boss奥丁不放在普通九域里，而是打完洛基后解锁的终章专属战场——瓦尔哈拉废墟，即主角当年该去却没去成的地方。</w:t>
+      </w:r>
+      <w:r>
+        <w:rPr>
+          <w:b/>
+        </w:rPr>
+        <w:t>叙事闭环：你最终在"本该接纳你的英灵殿"里，向"该接纳你却没做到的奥丁"讨一个交代。</w:t>
+      </w:r>
+      <w:r/>
+    </w:p>
+    <w:p>
+      <w:pPr>
+        <w:pStyle w:val="ListBullet"/>
+      </w:pPr>
+      <w:r/>
+      <w:r>
+        <w:rPr>
+          <w:b/>
+        </w:rPr>
+        <w:t>隐藏神改为维达尔：</w:t>
+      </w:r>
+      <w:r>
+        <w:t xml:space="preserve"> 原"遗忘王"原创神→维达尔（奥丁之子，原典中诸神黄昏后幸存、为父复仇的沉默之神）。"选择不参战"的设定与维达尔气质吻合，且是原典幸存神。</w:t>
       </w:r>
     </w:p>
     <w:p>
@@ -3160,16 +3575,16 @@
     </w:p>
     <w:p>
       <w:r>
-        <w:t>v4.1 Part 6 用的是"七主域"的旧表。</w:t>
+        <w:t>v4.1 Part 6 用的是"七主域+原创神"的旧表。</w:t>
       </w:r>
       <w:r>
         <w:rPr>
           <w:b/>
         </w:rPr>
-        <w:t>本文档的九主域映射为最新版</w:t>
+        <w:t>本文档的九主域全知名神映射为最新权威版</w:t>
       </w:r>
       <w:r>
-        <w:t>，将回写更新主GDD的 Part 6。神Boss名称与命运类别（A战死/B幸存/C复活）保持一致，仅扩充了域数与神话映射。</w:t>
+        <w:t>，将回写更新主GDD的 Part 6。</w:t>
       </w:r>
     </w:p>
     <w:p>
@@ -3213,39 +3628,41 @@
         <w:t xml:space="preserve">  └ 第1章 中域：我是谁，契约是什么</w:t>
         <w:br/>
         <w:br/>
-        <w:t>第二幕·追债（前期·找神算账）</w:t>
+        <w:t>第二幕·追债（前期·打外围/边缘神）</w:t>
         <w:br/>
         <w:t xml:space="preserve">  ├ 第2章 雷域：第一个神，第一份力量（索尔）</w:t>
         <w:br/>
-        <w:t xml:space="preserve">  ├ 第3章 花域：生也能吞噬人</w:t>
+        <w:t xml:space="preserve">  ├ 第3章 花域：生也能吞噬人（弗蕾雅）</w:t>
         <w:br/>
-        <w:t xml:space="preserve">  └ 第4章 铸域：力量是把双刃剑</w:t>
+        <w:t xml:space="preserve">  └ 第4章 铸域：守桥人放弃了号角（海姆达尔）</w:t>
         <w:br/>
         <w:br/>
-        <w:t>第三幕·渡劫（中点·真相反转）</w:t>
+        <w:t>第三幕·渡劫（中点·打华纳神族/真相反转）</w:t>
         <w:br/>
-        <w:t xml:space="preserve">  ├ 第5章 寒域：死寂中第一次动摇</w:t>
+        <w:t xml:space="preserve">  ├ 第5章 寒域：死神也在等死（赫尔）</w:t>
         <w:br/>
-        <w:t xml:space="preserve">  └ 第6章 海域：★中点真相——神不是元凶</w:t>
+        <w:t xml:space="preserve">  └ 第6章 海域：★中点真相——神不是元凶（尼约德）</w:t>
         <w:br/>
         <w:br/>
-        <w:t>第四幕·入渊（后期·困惑与选择）</w:t>
+        <w:t>第四幕·入渊（后期·打核心圈/奥丁至亲）</w:t>
         <w:br/>
-        <w:t xml:space="preserve">  ├ 第7章 巨域：旧神的尸体（战死系神）</w:t>
+        <w:t xml:space="preserve">  ├ 第7章 巨域：旧神的尸体（提尔·战死残响）</w:t>
         <w:br/>
-        <w:t xml:space="preserve">  └ 第8章 幽域：直面自己（复活系神）</w:t>
+        <w:t xml:space="preserve">  └ 第8章 幽域：你打了奥丁最爱的儿子（巴德尔）</w:t>
         <w:br/>
         <w:br/>
-        <w:t>第五幕·归根（终章）</w:t>
+        <w:t>第五幕·归根（终章·真凶+终极）</w:t>
         <w:br/>
-        <w:t xml:space="preserve">  └ 第9章 劫域：劫的答案 + 建木心三结局</w:t>
+        <w:t xml:space="preserve">  ├ 第9章 劫域：放火的人早疯了（洛基·表面元凶）</w:t>
+        <w:br/>
+        <w:t xml:space="preserve">  └ ★终章 英灵殿废墟：向众神之父讨一个交代（奥丁·终极Boss）</w:t>
         <w:br/>
         <w:br/>
         <w:t>隐藏幕（探索触发）</w:t>
         <w:br/>
-        <w:t xml:space="preserve">  ├ 天域：旧日回廊（遗忘王）</w:t>
+        <w:t xml:space="preserve">  ├ 天域：选择不参战的复仇神（维达尔）</w:t>
         <w:br/>
-        <w:t xml:space="preserve">  └ 根域：最后的根（真结局）</w:t>
+        <w:t xml:space="preserve">  └ 根域：最后的根（真结局·Eylíf）</w:t>
       </w:r>
     </w:p>
     <w:p>
@@ -3264,16 +3681,17 @@
         <w:tblLook w:firstColumn="1" w:firstRow="1" w:lastColumn="0" w:lastRow="0" w:noHBand="0" w:noVBand="1" w:val="04A0"/>
       </w:tblPr>
       <w:tblGrid>
-        <w:gridCol w:w="1728"/>
-        <w:gridCol w:w="1728"/>
-        <w:gridCol w:w="1728"/>
-        <w:gridCol w:w="1728"/>
-        <w:gridCol w:w="1728"/>
+        <w:gridCol w:w="1440"/>
+        <w:gridCol w:w="1440"/>
+        <w:gridCol w:w="1440"/>
+        <w:gridCol w:w="1440"/>
+        <w:gridCol w:w="1440"/>
+        <w:gridCol w:w="1440"/>
       </w:tblGrid>
       <w:tr>
         <w:tc>
           <w:tcPr>
-            <w:tcW w:type="dxa" w:w="1728"/>
+            <w:tcW w:type="dxa" w:w="1440"/>
           </w:tcPr>
           <w:p>
             <w:r>
@@ -3287,7 +3705,7 @@
         </w:tc>
         <w:tc>
           <w:tcPr>
-            <w:tcW w:type="dxa" w:w="1728"/>
+            <w:tcW w:type="dxa" w:w="1440"/>
           </w:tcPr>
           <w:p>
             <w:r>
@@ -3301,7 +3719,7 @@
         </w:tc>
         <w:tc>
           <w:tcPr>
-            <w:tcW w:type="dxa" w:w="1728"/>
+            <w:tcW w:type="dxa" w:w="1440"/>
           </w:tcPr>
           <w:p>
             <w:r>
@@ -3309,13 +3727,27 @@
                 <w:b/>
                 <w:sz w:val="18"/>
               </w:rPr>
+              <w:t>神</w:t>
+            </w:r>
+          </w:p>
+        </w:tc>
+        <w:tc>
+          <w:tcPr>
+            <w:tcW w:type="dxa" w:w="1440"/>
+          </w:tcPr>
+          <w:p>
+            <w:r>
+              <w:rPr>
+                <w:b/>
+                <w:sz w:val="18"/>
+              </w:rPr>
               <w:t>核心主轴（一句话）</w:t>
             </w:r>
           </w:p>
         </w:tc>
         <w:tc>
           <w:tcPr>
-            <w:tcW w:type="dxa" w:w="1728"/>
+            <w:tcW w:type="dxa" w:w="1440"/>
           </w:tcPr>
           <w:p>
             <w:r>
@@ -3329,7 +3761,7 @@
         </w:tc>
         <w:tc>
           <w:tcPr>
-            <w:tcW w:type="dxa" w:w="1728"/>
+            <w:tcW w:type="dxa" w:w="1440"/>
           </w:tcPr>
           <w:p>
             <w:r>
@@ -3345,7 +3777,7 @@
       <w:tr>
         <w:tc>
           <w:tcPr>
-            <w:tcW w:type="dxa" w:w="1728"/>
+            <w:tcW w:type="dxa" w:w="1440"/>
           </w:tcPr>
           <w:p>
             <w:r>
@@ -3358,7 +3790,7 @@
         </w:tc>
         <w:tc>
           <w:tcPr>
-            <w:tcW w:type="dxa" w:w="1728"/>
+            <w:tcW w:type="dxa" w:w="1440"/>
           </w:tcPr>
           <w:p>
             <w:r>
@@ -3371,7 +3803,20 @@
         </w:tc>
         <w:tc>
           <w:tcPr>
-            <w:tcW w:type="dxa" w:w="1728"/>
+            <w:tcW w:type="dxa" w:w="1440"/>
+          </w:tcPr>
+          <w:p>
+            <w:r>
+              <w:rPr>
+                <w:sz w:val="18"/>
+              </w:rPr>
+              <w:t>教学兽</w:t>
+            </w:r>
+          </w:p>
+        </w:tc>
+        <w:tc>
+          <w:tcPr>
+            <w:tcW w:type="dxa" w:w="1440"/>
           </w:tcPr>
           <w:p>
             <w:r>
@@ -3384,7 +3829,7 @@
         </w:tc>
         <w:tc>
           <w:tcPr>
-            <w:tcW w:type="dxa" w:w="1728"/>
+            <w:tcW w:type="dxa" w:w="1440"/>
           </w:tcPr>
           <w:p>
             <w:r>
@@ -3397,7 +3842,7 @@
         </w:tc>
         <w:tc>
           <w:tcPr>
-            <w:tcW w:type="dxa" w:w="1728"/>
+            <w:tcW w:type="dxa" w:w="1440"/>
           </w:tcPr>
           <w:p>
             <w:r>
@@ -3412,7 +3857,7 @@
       <w:tr>
         <w:tc>
           <w:tcPr>
-            <w:tcW w:type="dxa" w:w="1728"/>
+            <w:tcW w:type="dxa" w:w="1440"/>
           </w:tcPr>
           <w:p>
             <w:r>
@@ -3425,7 +3870,7 @@
         </w:tc>
         <w:tc>
           <w:tcPr>
-            <w:tcW w:type="dxa" w:w="1728"/>
+            <w:tcW w:type="dxa" w:w="1440"/>
           </w:tcPr>
           <w:p>
             <w:r>
@@ -3438,7 +3883,20 @@
         </w:tc>
         <w:tc>
           <w:tcPr>
-            <w:tcW w:type="dxa" w:w="1728"/>
+            <w:tcW w:type="dxa" w:w="1440"/>
+          </w:tcPr>
+          <w:p>
+            <w:r>
+              <w:rPr>
+                <w:sz w:val="18"/>
+              </w:rPr>
+              <w:t>索尔</w:t>
+            </w:r>
+          </w:p>
+        </w:tc>
+        <w:tc>
+          <w:tcPr>
+            <w:tcW w:type="dxa" w:w="1440"/>
           </w:tcPr>
           <w:p>
             <w:r>
@@ -3451,7 +3909,7 @@
         </w:tc>
         <w:tc>
           <w:tcPr>
-            <w:tcW w:type="dxa" w:w="1728"/>
+            <w:tcW w:type="dxa" w:w="1440"/>
           </w:tcPr>
           <w:p>
             <w:r>
@@ -3464,7 +3922,7 @@
         </w:tc>
         <w:tc>
           <w:tcPr>
-            <w:tcW w:type="dxa" w:w="1728"/>
+            <w:tcW w:type="dxa" w:w="1440"/>
           </w:tcPr>
           <w:p>
             <w:r>
@@ -3479,7 +3937,7 @@
       <w:tr>
         <w:tc>
           <w:tcPr>
-            <w:tcW w:type="dxa" w:w="1728"/>
+            <w:tcW w:type="dxa" w:w="1440"/>
           </w:tcPr>
           <w:p>
             <w:r>
@@ -3492,7 +3950,7 @@
         </w:tc>
         <w:tc>
           <w:tcPr>
-            <w:tcW w:type="dxa" w:w="1728"/>
+            <w:tcW w:type="dxa" w:w="1440"/>
           </w:tcPr>
           <w:p>
             <w:r>
@@ -3505,7 +3963,20 @@
         </w:tc>
         <w:tc>
           <w:tcPr>
-            <w:tcW w:type="dxa" w:w="1728"/>
+            <w:tcW w:type="dxa" w:w="1440"/>
+          </w:tcPr>
+          <w:p>
+            <w:r>
+              <w:rPr>
+                <w:sz w:val="18"/>
+              </w:rPr>
+              <w:t>弗蕾雅</w:t>
+            </w:r>
+          </w:p>
+        </w:tc>
+        <w:tc>
+          <w:tcPr>
+            <w:tcW w:type="dxa" w:w="1440"/>
           </w:tcPr>
           <w:p>
             <w:r>
@@ -3518,7 +3989,7 @@
         </w:tc>
         <w:tc>
           <w:tcPr>
-            <w:tcW w:type="dxa" w:w="1728"/>
+            <w:tcW w:type="dxa" w:w="1440"/>
           </w:tcPr>
           <w:p>
             <w:r>
@@ -3531,7 +4002,7 @@
         </w:tc>
         <w:tc>
           <w:tcPr>
-            <w:tcW w:type="dxa" w:w="1728"/>
+            <w:tcW w:type="dxa" w:w="1440"/>
           </w:tcPr>
           <w:p>
             <w:r>
@@ -3546,7 +4017,7 @@
       <w:tr>
         <w:tc>
           <w:tcPr>
-            <w:tcW w:type="dxa" w:w="1728"/>
+            <w:tcW w:type="dxa" w:w="1440"/>
           </w:tcPr>
           <w:p>
             <w:r>
@@ -3559,7 +4030,7 @@
         </w:tc>
         <w:tc>
           <w:tcPr>
-            <w:tcW w:type="dxa" w:w="1728"/>
+            <w:tcW w:type="dxa" w:w="1440"/>
           </w:tcPr>
           <w:p>
             <w:r>
@@ -3572,33 +4043,46 @@
         </w:tc>
         <w:tc>
           <w:tcPr>
-            <w:tcW w:type="dxa" w:w="1728"/>
-          </w:tcPr>
-          <w:p>
-            <w:r>
-              <w:rPr>
-                <w:sz w:val="18"/>
-              </w:rPr>
-              <w:t>"锻造之神在熔毁自己的造物。"</w:t>
-            </w:r>
-          </w:p>
-        </w:tc>
-        <w:tc>
-          <w:tcPr>
-            <w:tcW w:type="dxa" w:w="1728"/>
-          </w:tcPr>
-          <w:p>
-            <w:r>
-              <w:rPr>
-                <w:sz w:val="18"/>
-              </w:rPr>
-              <w:t>同情·疑惑</w:t>
-            </w:r>
-          </w:p>
-        </w:tc>
-        <w:tc>
-          <w:tcPr>
-            <w:tcW w:type="dxa" w:w="1728"/>
+            <w:tcW w:type="dxa" w:w="1440"/>
+          </w:tcPr>
+          <w:p>
+            <w:r>
+              <w:rPr>
+                <w:sz w:val="18"/>
+              </w:rPr>
+              <w:t>海姆达尔</w:t>
+            </w:r>
+          </w:p>
+        </w:tc>
+        <w:tc>
+          <w:tcPr>
+            <w:tcW w:type="dxa" w:w="1440"/>
+          </w:tcPr>
+          <w:p>
+            <w:r>
+              <w:rPr>
+                <w:sz w:val="18"/>
+              </w:rPr>
+              <w:t>"吹响末日号角的守卫，自己先撑不住了。"</w:t>
+            </w:r>
+          </w:p>
+        </w:tc>
+        <w:tc>
+          <w:tcPr>
+            <w:tcW w:type="dxa" w:w="1440"/>
+          </w:tcPr>
+          <w:p>
+            <w:r>
+              <w:rPr>
+                <w:sz w:val="18"/>
+              </w:rPr>
+              <w:t>疑惑</w:t>
+            </w:r>
+          </w:p>
+        </w:tc>
+        <w:tc>
+          <w:tcPr>
+            <w:tcW w:type="dxa" w:w="1440"/>
           </w:tcPr>
           <w:p>
             <w:r>
@@ -3613,7 +4097,7 @@
       <w:tr>
         <w:tc>
           <w:tcPr>
-            <w:tcW w:type="dxa" w:w="1728"/>
+            <w:tcW w:type="dxa" w:w="1440"/>
           </w:tcPr>
           <w:p>
             <w:r>
@@ -3626,7 +4110,7 @@
         </w:tc>
         <w:tc>
           <w:tcPr>
-            <w:tcW w:type="dxa" w:w="1728"/>
+            <w:tcW w:type="dxa" w:w="1440"/>
           </w:tcPr>
           <w:p>
             <w:r>
@@ -3639,20 +4123,33 @@
         </w:tc>
         <w:tc>
           <w:tcPr>
-            <w:tcW w:type="dxa" w:w="1728"/>
-          </w:tcPr>
-          <w:p>
-            <w:r>
-              <w:rPr>
-                <w:sz w:val="18"/>
-              </w:rPr>
-              <w:t>"这里太静了。静得像神也在等死。"</w:t>
-            </w:r>
-          </w:p>
-        </w:tc>
-        <w:tc>
-          <w:tcPr>
-            <w:tcW w:type="dxa" w:w="1728"/>
+            <w:tcW w:type="dxa" w:w="1440"/>
+          </w:tcPr>
+          <w:p>
+            <w:r>
+              <w:rPr>
+                <w:sz w:val="18"/>
+              </w:rPr>
+              <w:t>赫尔</w:t>
+            </w:r>
+          </w:p>
+        </w:tc>
+        <w:tc>
+          <w:tcPr>
+            <w:tcW w:type="dxa" w:w="1440"/>
+          </w:tcPr>
+          <w:p>
+            <w:r>
+              <w:rPr>
+                <w:sz w:val="18"/>
+              </w:rPr>
+              <w:t>"连掌管死亡的神，也在怕死。"</w:t>
+            </w:r>
+          </w:p>
+        </w:tc>
+        <w:tc>
+          <w:tcPr>
+            <w:tcW w:type="dxa" w:w="1440"/>
           </w:tcPr>
           <w:p>
             <w:r>
@@ -3665,7 +4162,7 @@
         </w:tc>
         <w:tc>
           <w:tcPr>
-            <w:tcW w:type="dxa" w:w="1728"/>
+            <w:tcW w:type="dxa" w:w="1440"/>
           </w:tcPr>
           <w:p>
             <w:r>
@@ -3680,7 +4177,7 @@
       <w:tr>
         <w:tc>
           <w:tcPr>
-            <w:tcW w:type="dxa" w:w="1728"/>
+            <w:tcW w:type="dxa" w:w="1440"/>
           </w:tcPr>
           <w:p>
             <w:r>
@@ -3693,7 +4190,7 @@
         </w:tc>
         <w:tc>
           <w:tcPr>
-            <w:tcW w:type="dxa" w:w="1728"/>
+            <w:tcW w:type="dxa" w:w="1440"/>
           </w:tcPr>
           <w:p>
             <w:r>
@@ -3706,7 +4203,20 @@
         </w:tc>
         <w:tc>
           <w:tcPr>
-            <w:tcW w:type="dxa" w:w="1728"/>
+            <w:tcW w:type="dxa" w:w="1440"/>
+          </w:tcPr>
+          <w:p>
+            <w:r>
+              <w:rPr>
+                <w:sz w:val="18"/>
+              </w:rPr>
+              <w:t>尼约德</w:t>
+            </w:r>
+          </w:p>
+        </w:tc>
+        <w:tc>
+          <w:tcPr>
+            <w:tcW w:type="dxa" w:w="1440"/>
           </w:tcPr>
           <w:p>
             <w:r>
@@ -3730,7 +4240,7 @@
         </w:tc>
         <w:tc>
           <w:tcPr>
-            <w:tcW w:type="dxa" w:w="1728"/>
+            <w:tcW w:type="dxa" w:w="1440"/>
           </w:tcPr>
           <w:p>
             <w:r>
@@ -3743,7 +4253,7 @@
         </w:tc>
         <w:tc>
           <w:tcPr>
-            <w:tcW w:type="dxa" w:w="1728"/>
+            <w:tcW w:type="dxa" w:w="1440"/>
           </w:tcPr>
           <w:p>
             <w:r>
@@ -3758,7 +4268,7 @@
       <w:tr>
         <w:tc>
           <w:tcPr>
-            <w:tcW w:type="dxa" w:w="1728"/>
+            <w:tcW w:type="dxa" w:w="1440"/>
           </w:tcPr>
           <w:p>
             <w:r>
@@ -3771,7 +4281,7 @@
         </w:tc>
         <w:tc>
           <w:tcPr>
-            <w:tcW w:type="dxa" w:w="1728"/>
+            <w:tcW w:type="dxa" w:w="1440"/>
           </w:tcPr>
           <w:p>
             <w:r>
@@ -3784,7 +4294,20 @@
         </w:tc>
         <w:tc>
           <w:tcPr>
-            <w:tcW w:type="dxa" w:w="1728"/>
+            <w:tcW w:type="dxa" w:w="1440"/>
+          </w:tcPr>
+          <w:p>
+            <w:r>
+              <w:rPr>
+                <w:sz w:val="18"/>
+              </w:rPr>
+              <w:t>提尔</w:t>
+            </w:r>
+          </w:p>
+        </w:tc>
+        <w:tc>
+          <w:tcPr>
+            <w:tcW w:type="dxa" w:w="1440"/>
           </w:tcPr>
           <w:p>
             <w:r>
@@ -3797,7 +4320,7 @@
         </w:tc>
         <w:tc>
           <w:tcPr>
-            <w:tcW w:type="dxa" w:w="1728"/>
+            <w:tcW w:type="dxa" w:w="1440"/>
           </w:tcPr>
           <w:p>
             <w:r>
@@ -3810,7 +4333,7 @@
         </w:tc>
         <w:tc>
           <w:tcPr>
-            <w:tcW w:type="dxa" w:w="1728"/>
+            <w:tcW w:type="dxa" w:w="1440"/>
           </w:tcPr>
           <w:p>
             <w:r>
@@ -3825,7 +4348,7 @@
       <w:tr>
         <w:tc>
           <w:tcPr>
-            <w:tcW w:type="dxa" w:w="1728"/>
+            <w:tcW w:type="dxa" w:w="1440"/>
           </w:tcPr>
           <w:p>
             <w:r>
@@ -3838,7 +4361,7 @@
         </w:tc>
         <w:tc>
           <w:tcPr>
-            <w:tcW w:type="dxa" w:w="1728"/>
+            <w:tcW w:type="dxa" w:w="1440"/>
           </w:tcPr>
           <w:p>
             <w:r>
@@ -3851,40 +4374,53 @@
         </w:tc>
         <w:tc>
           <w:tcPr>
-            <w:tcW w:type="dxa" w:w="1728"/>
-          </w:tcPr>
-          <w:p>
-            <w:r>
-              <w:rPr>
-                <w:sz w:val="18"/>
-              </w:rPr>
-              <w:t>"镜子里的双面神，照出你自己。"</w:t>
-            </w:r>
-          </w:p>
-        </w:tc>
-        <w:tc>
-          <w:tcPr>
-            <w:tcW w:type="dxa" w:w="1728"/>
-          </w:tcPr>
-          <w:p>
-            <w:r>
-              <w:rPr>
-                <w:sz w:val="18"/>
-              </w:rPr>
-              <w:t>自省</w:t>
-            </w:r>
-          </w:p>
-        </w:tc>
-        <w:tc>
-          <w:tcPr>
-            <w:tcW w:type="dxa" w:w="1728"/>
-          </w:tcPr>
-          <w:p>
-            <w:r>
-              <w:rPr>
-                <w:sz w:val="18"/>
-              </w:rPr>
-              <w:t>入渊·省</w:t>
+            <w:tcW w:type="dxa" w:w="1440"/>
+          </w:tcPr>
+          <w:p>
+            <w:r>
+              <w:rPr>
+                <w:sz w:val="18"/>
+              </w:rPr>
+              <w:t>巴德尔</w:t>
+            </w:r>
+          </w:p>
+        </w:tc>
+        <w:tc>
+          <w:tcPr>
+            <w:tcW w:type="dxa" w:w="1440"/>
+          </w:tcPr>
+          <w:p>
+            <w:r>
+              <w:rPr>
+                <w:sz w:val="18"/>
+              </w:rPr>
+              <w:t>"你打了奥丁最爱的儿子。他该出来了。"</w:t>
+            </w:r>
+          </w:p>
+        </w:tc>
+        <w:tc>
+          <w:tcPr>
+            <w:tcW w:type="dxa" w:w="1440"/>
+          </w:tcPr>
+          <w:p>
+            <w:r>
+              <w:rPr>
+                <w:sz w:val="18"/>
+              </w:rPr>
+              <w:t>沉重·决意</w:t>
+            </w:r>
+          </w:p>
+        </w:tc>
+        <w:tc>
+          <w:tcPr>
+            <w:tcW w:type="dxa" w:w="1440"/>
+          </w:tcPr>
+          <w:p>
+            <w:r>
+              <w:rPr>
+                <w:sz w:val="18"/>
+              </w:rPr>
+              <w:t>入渊·宣战</w:t>
             </w:r>
           </w:p>
         </w:tc>
@@ -3892,7 +4428,7 @@
       <w:tr>
         <w:tc>
           <w:tcPr>
-            <w:tcW w:type="dxa" w:w="1728"/>
+            <w:tcW w:type="dxa" w:w="1440"/>
           </w:tcPr>
           <w:p>
             <w:r>
@@ -3905,7 +4441,7 @@
         </w:tc>
         <w:tc>
           <w:tcPr>
-            <w:tcW w:type="dxa" w:w="1728"/>
+            <w:tcW w:type="dxa" w:w="1440"/>
           </w:tcPr>
           <w:p>
             <w:r>
@@ -3918,40 +4454,53 @@
         </w:tc>
         <w:tc>
           <w:tcPr>
-            <w:tcW w:type="dxa" w:w="1728"/>
-          </w:tcPr>
-          <w:p>
-            <w:r>
-              <w:rPr>
-                <w:sz w:val="18"/>
-              </w:rPr>
-              <w:t>"侵蚀有张脸。现在你要决定怎么办。"</w:t>
-            </w:r>
-          </w:p>
-        </w:tc>
-        <w:tc>
-          <w:tcPr>
-            <w:tcW w:type="dxa" w:w="1728"/>
-          </w:tcPr>
-          <w:p>
-            <w:r>
-              <w:rPr>
-                <w:sz w:val="18"/>
-              </w:rPr>
-              <w:t>决断</w:t>
-            </w:r>
-          </w:p>
-        </w:tc>
-        <w:tc>
-          <w:tcPr>
-            <w:tcW w:type="dxa" w:w="1728"/>
-          </w:tcPr>
-          <w:p>
-            <w:r>
-              <w:rPr>
-                <w:sz w:val="18"/>
-              </w:rPr>
-              <w:t>归根·择</w:t>
+            <w:tcW w:type="dxa" w:w="1440"/>
+          </w:tcPr>
+          <w:p>
+            <w:r>
+              <w:rPr>
+                <w:sz w:val="18"/>
+              </w:rPr>
+              <w:t>洛基</w:t>
+            </w:r>
+          </w:p>
+        </w:tc>
+        <w:tc>
+          <w:tcPr>
+            <w:tcW w:type="dxa" w:w="1440"/>
+          </w:tcPr>
+          <w:p>
+            <w:r>
+              <w:rPr>
+                <w:sz w:val="18"/>
+              </w:rPr>
+              <w:t>"放火的人早就疯了，他不是答案。"</w:t>
+            </w:r>
+          </w:p>
+        </w:tc>
+        <w:tc>
+          <w:tcPr>
+            <w:tcW w:type="dxa" w:w="1440"/>
+          </w:tcPr>
+          <w:p>
+            <w:r>
+              <w:rPr>
+                <w:sz w:val="18"/>
+              </w:rPr>
+              <w:t>困惑·反高潮</w:t>
+            </w:r>
+          </w:p>
+        </w:tc>
+        <w:tc>
+          <w:tcPr>
+            <w:tcW w:type="dxa" w:w="1440"/>
+          </w:tcPr>
+          <w:p>
+            <w:r>
+              <w:rPr>
+                <w:sz w:val="18"/>
+              </w:rPr>
+              <w:t>归根·识破</w:t>
             </w:r>
           </w:p>
         </w:tc>
@@ -3959,66 +4508,79 @@
       <w:tr>
         <w:tc>
           <w:tcPr>
-            <w:tcW w:type="dxa" w:w="1728"/>
-          </w:tcPr>
-          <w:p>
-            <w:r>
-              <w:rPr>
-                <w:sz w:val="18"/>
-              </w:rPr>
-              <w:t>隐1</w:t>
-            </w:r>
-          </w:p>
-        </w:tc>
-        <w:tc>
-          <w:tcPr>
-            <w:tcW w:type="dxa" w:w="1728"/>
-          </w:tcPr>
-          <w:p>
-            <w:r>
-              <w:rPr>
-                <w:sz w:val="18"/>
-              </w:rPr>
-              <w:t>天域</w:t>
-            </w:r>
-          </w:p>
-        </w:tc>
-        <w:tc>
-          <w:tcPr>
-            <w:tcW w:type="dxa" w:w="1728"/>
-          </w:tcPr>
-          <w:p>
-            <w:r>
-              <w:rPr>
-                <w:sz w:val="18"/>
-              </w:rPr>
-              <w:t>"一个选择遗忘、没参战的神。"</w:t>
-            </w:r>
-          </w:p>
-        </w:tc>
-        <w:tc>
-          <w:tcPr>
-            <w:tcW w:type="dxa" w:w="1728"/>
-          </w:tcPr>
-          <w:p>
-            <w:r>
-              <w:rPr>
-                <w:sz w:val="18"/>
-              </w:rPr>
-              <w:t>释然</w:t>
-            </w:r>
-          </w:p>
-        </w:tc>
-        <w:tc>
-          <w:tcPr>
-            <w:tcW w:type="dxa" w:w="1728"/>
-          </w:tcPr>
-          <w:p>
-            <w:r>
-              <w:rPr>
-                <w:sz w:val="18"/>
-              </w:rPr>
-              <w:t>支线</w:t>
+            <w:tcW w:type="dxa" w:w="1440"/>
+          </w:tcPr>
+          <w:p>
+            <w:r>
+              <w:rPr>
+                <w:sz w:val="18"/>
+              </w:rPr>
+              <w:t>★</w:t>
+            </w:r>
+          </w:p>
+        </w:tc>
+        <w:tc>
+          <w:tcPr>
+            <w:tcW w:type="dxa" w:w="1440"/>
+          </w:tcPr>
+          <w:p>
+            <w:r>
+              <w:rPr>
+                <w:sz w:val="18"/>
+              </w:rPr>
+              <w:t>英灵殿废墟</w:t>
+            </w:r>
+          </w:p>
+        </w:tc>
+        <w:tc>
+          <w:tcPr>
+            <w:tcW w:type="dxa" w:w="1440"/>
+          </w:tcPr>
+          <w:p>
+            <w:r>
+              <w:rPr>
+                <w:sz w:val="18"/>
+              </w:rPr>
+              <w:t>奥丁</w:t>
+            </w:r>
+          </w:p>
+        </w:tc>
+        <w:tc>
+          <w:tcPr>
+            <w:tcW w:type="dxa" w:w="1440"/>
+          </w:tcPr>
+          <w:p>
+            <w:r>
+              <w:rPr>
+                <w:sz w:val="18"/>
+              </w:rPr>
+              <w:t>"你欠我一纸契约。你困住了整个世界。"</w:t>
+            </w:r>
+          </w:p>
+        </w:tc>
+        <w:tc>
+          <w:tcPr>
+            <w:tcW w:type="dxa" w:w="1440"/>
+          </w:tcPr>
+          <w:p>
+            <w:r>
+              <w:rPr>
+                <w:sz w:val="18"/>
+              </w:rPr>
+              <w:t>决断·清算</w:t>
+            </w:r>
+          </w:p>
+        </w:tc>
+        <w:tc>
+          <w:tcPr>
+            <w:tcW w:type="dxa" w:w="1440"/>
+          </w:tcPr>
+          <w:p>
+            <w:r>
+              <w:rPr>
+                <w:sz w:val="18"/>
+              </w:rPr>
+              <w:t>归根·终结</w:t>
             </w:r>
           </w:p>
         </w:tc>
@@ -4026,7 +4588,87 @@
       <w:tr>
         <w:tc>
           <w:tcPr>
-            <w:tcW w:type="dxa" w:w="1728"/>
+            <w:tcW w:type="dxa" w:w="1440"/>
+          </w:tcPr>
+          <w:p>
+            <w:r>
+              <w:rPr>
+                <w:sz w:val="18"/>
+              </w:rPr>
+              <w:t>隐1</w:t>
+            </w:r>
+          </w:p>
+        </w:tc>
+        <w:tc>
+          <w:tcPr>
+            <w:tcW w:type="dxa" w:w="1440"/>
+          </w:tcPr>
+          <w:p>
+            <w:r>
+              <w:rPr>
+                <w:sz w:val="18"/>
+              </w:rPr>
+              <w:t>天域</w:t>
+            </w:r>
+          </w:p>
+        </w:tc>
+        <w:tc>
+          <w:tcPr>
+            <w:tcW w:type="dxa" w:w="1440"/>
+          </w:tcPr>
+          <w:p>
+            <w:r>
+              <w:rPr>
+                <w:sz w:val="18"/>
+              </w:rPr>
+              <w:t>维达尔</w:t>
+            </w:r>
+          </w:p>
+        </w:tc>
+        <w:tc>
+          <w:tcPr>
+            <w:tcW w:type="dxa" w:w="1440"/>
+          </w:tcPr>
+          <w:p>
+            <w:r>
+              <w:rPr>
+                <w:sz w:val="18"/>
+              </w:rPr>
+              <w:t>"一个选择不参战、只为父复仇的神。"</w:t>
+            </w:r>
+          </w:p>
+        </w:tc>
+        <w:tc>
+          <w:tcPr>
+            <w:tcW w:type="dxa" w:w="1440"/>
+          </w:tcPr>
+          <w:p>
+            <w:r>
+              <w:rPr>
+                <w:sz w:val="18"/>
+              </w:rPr>
+              <w:t>释然</w:t>
+            </w:r>
+          </w:p>
+        </w:tc>
+        <w:tc>
+          <w:tcPr>
+            <w:tcW w:type="dxa" w:w="1440"/>
+          </w:tcPr>
+          <w:p>
+            <w:r>
+              <w:rPr>
+                <w:sz w:val="18"/>
+              </w:rPr>
+              <w:t>支线</w:t>
+            </w:r>
+          </w:p>
+        </w:tc>
+      </w:tr>
+      <w:tr>
+        <w:tc>
+          <w:tcPr>
+            <w:tcW w:type="dxa" w:w="1440"/>
           </w:tcPr>
           <w:p>
             <w:r>
@@ -4039,7 +4681,7 @@
         </w:tc>
         <w:tc>
           <w:tcPr>
-            <w:tcW w:type="dxa" w:w="1728"/>
+            <w:tcW w:type="dxa" w:w="1440"/>
           </w:tcPr>
           <w:p>
             <w:r>
@@ -4052,7 +4694,20 @@
         </w:tc>
         <w:tc>
           <w:tcPr>
-            <w:tcW w:type="dxa" w:w="1728"/>
+            <w:tcW w:type="dxa" w:w="1440"/>
+          </w:tcPr>
+          <w:p>
+            <w:r>
+              <w:rPr>
+                <w:sz w:val="18"/>
+              </w:rPr>
+              <w:t>Eylíf</w:t>
+            </w:r>
+          </w:p>
+        </w:tc>
+        <w:tc>
+          <w:tcPr>
+            <w:tcW w:type="dxa" w:w="1440"/>
           </w:tcPr>
           <w:p>
             <w:r>
@@ -4065,7 +4720,7 @@
         </w:tc>
         <w:tc>
           <w:tcPr>
-            <w:tcW w:type="dxa" w:w="1728"/>
+            <w:tcW w:type="dxa" w:w="1440"/>
           </w:tcPr>
           <w:p>
             <w:r>
@@ -4078,7 +4733,7 @@
         </w:tc>
         <w:tc>
           <w:tcPr>
-            <w:tcW w:type="dxa" w:w="1728"/>
+            <w:tcW w:type="dxa" w:w="1440"/>
           </w:tcPr>
           <w:p>
             <w:r>
@@ -4116,6 +4771,518 @@
           <w:color w:val="555555"/>
         </w:rPr>
         <w:t>——刚好是九章的正中，符合三幕剧的中点（midpoint）规律。前五章"找神算账"的愤怒，在这里翻转为"神也是受害者"的复杂。</w:t>
+      </w:r>
+    </w:p>
+    <w:p>
+      <w:r>
+        <w:rPr>
+          <w:b/>
+          <w:sz w:val="26"/>
+        </w:rPr>
+        <w:t>4.2 Boss 排布的三重逻辑（为什么是这个顺序）</w:t>
+      </w:r>
+    </w:p>
+    <w:p>
+      <w:r>
+        <w:t>整个 Boss 序列遵循</w:t>
+      </w:r>
+      <w:r>
+        <w:rPr>
+          <w:b/>
+        </w:rPr>
+        <w:t>三条同时成立的原则</w:t>
+      </w:r>
+      <w:r>
+        <w:t>，这是"前后出现关系"的核心：</w:t>
+      </w:r>
+    </w:p>
+    <w:tbl>
+      <w:tblPr>
+        <w:tblStyle w:val="LightGrid-Accent1"/>
+        <w:tblW w:type="auto" w:w="0"/>
+        <w:tblLook w:firstColumn="1" w:firstRow="1" w:lastColumn="0" w:lastRow="0" w:noHBand="0" w:noVBand="1" w:val="04A0"/>
+      </w:tblPr>
+      <w:tblGrid>
+        <w:gridCol w:w="2880"/>
+        <w:gridCol w:w="2880"/>
+        <w:gridCol w:w="2880"/>
+      </w:tblGrid>
+      <w:tr>
+        <w:tc>
+          <w:tcPr>
+            <w:tcW w:type="dxa" w:w="2880"/>
+          </w:tcPr>
+          <w:p>
+            <w:r>
+              <w:rPr>
+                <w:b/>
+                <w:sz w:val="18"/>
+              </w:rPr>
+              <w:t>原则</w:t>
+            </w:r>
+          </w:p>
+        </w:tc>
+        <w:tc>
+          <w:tcPr>
+            <w:tcW w:type="dxa" w:w="2880"/>
+          </w:tcPr>
+          <w:p>
+            <w:r>
+              <w:rPr>
+                <w:b/>
+                <w:sz w:val="18"/>
+              </w:rPr>
+              <w:t>含义</w:t>
+            </w:r>
+          </w:p>
+        </w:tc>
+        <w:tc>
+          <w:tcPr>
+            <w:tcW w:type="dxa" w:w="2880"/>
+          </w:tcPr>
+          <w:p>
+            <w:r>
+              <w:rPr>
+                <w:b/>
+                <w:sz w:val="18"/>
+              </w:rPr>
+              <w:t>玩家体验</w:t>
+            </w:r>
+          </w:p>
+        </w:tc>
+      </w:tr>
+      <w:tr>
+        <w:tc>
+          <w:tcPr>
+            <w:tcW w:type="dxa" w:w="2880"/>
+          </w:tcPr>
+          <w:p>
+            <w:r>
+              <w:rPr>
+                <w:sz w:val="18"/>
+              </w:rPr>
+            </w:r>
+            <w:r>
+              <w:rPr>
+                <w:b/>
+                <w:sz w:val="18"/>
+              </w:rPr>
+              <w:t>① 辨识度递增</w:t>
+            </w:r>
+            <w:r>
+              <w:rPr>
+                <w:sz w:val="18"/>
+              </w:rPr>
+            </w:r>
+          </w:p>
+        </w:tc>
+        <w:tc>
+          <w:tcPr>
+            <w:tcW w:type="dxa" w:w="2880"/>
+          </w:tcPr>
+          <w:p>
+            <w:r>
+              <w:rPr>
+                <w:sz w:val="18"/>
+              </w:rPr>
+              <w:t>越往后的神越知名（索尔→…→巴德尔→洛基→奥丁）</w:t>
+            </w:r>
+          </w:p>
+        </w:tc>
+        <w:tc>
+          <w:tcPr>
+            <w:tcW w:type="dxa" w:w="2880"/>
+          </w:tcPr>
+          <w:p>
+            <w:r>
+              <w:rPr>
+                <w:sz w:val="18"/>
+              </w:rPr>
+              <w:t>每次都觉得"对手更大牌了"，期待感持续走高</w:t>
+            </w:r>
+          </w:p>
+        </w:tc>
+      </w:tr>
+      <w:tr>
+        <w:tc>
+          <w:tcPr>
+            <w:tcW w:type="dxa" w:w="2880"/>
+          </w:tcPr>
+          <w:p>
+            <w:r>
+              <w:rPr>
+                <w:sz w:val="18"/>
+              </w:rPr>
+            </w:r>
+            <w:r>
+              <w:rPr>
+                <w:b/>
+                <w:sz w:val="18"/>
+              </w:rPr>
+              <w:t>② 权力金字塔</w:t>
+            </w:r>
+            <w:r>
+              <w:rPr>
+                <w:sz w:val="18"/>
+              </w:rPr>
+            </w:r>
+          </w:p>
+        </w:tc>
+        <w:tc>
+          <w:tcPr>
+            <w:tcW w:type="dxa" w:w="2880"/>
+          </w:tcPr>
+          <w:p>
+            <w:r>
+              <w:rPr>
+                <w:sz w:val="18"/>
+              </w:rPr>
+              <w:t>从战场边缘神 → 华纳神族 → 奥丁至亲 → 奥丁</w:t>
+            </w:r>
+          </w:p>
+        </w:tc>
+        <w:tc>
+          <w:tcPr>
+            <w:tcW w:type="dxa" w:w="2880"/>
+          </w:tcPr>
+          <w:p>
+            <w:r>
+              <w:rPr>
+                <w:sz w:val="18"/>
+              </w:rPr>
+              <w:t>物理上越打越靠近世界权力核心</w:t>
+            </w:r>
+          </w:p>
+        </w:tc>
+      </w:tr>
+      <w:tr>
+        <w:tc>
+          <w:tcPr>
+            <w:tcW w:type="dxa" w:w="2880"/>
+          </w:tcPr>
+          <w:p>
+            <w:r>
+              <w:rPr>
+                <w:sz w:val="18"/>
+              </w:rPr>
+            </w:r>
+            <w:r>
+              <w:rPr>
+                <w:b/>
+                <w:sz w:val="18"/>
+              </w:rPr>
+              <w:t>③ 原典因果链</w:t>
+            </w:r>
+            <w:r>
+              <w:rPr>
+                <w:sz w:val="18"/>
+              </w:rPr>
+            </w:r>
+          </w:p>
+        </w:tc>
+        <w:tc>
+          <w:tcPr>
+            <w:tcW w:type="dxa" w:w="2880"/>
+          </w:tcPr>
+          <w:p>
+            <w:r>
+              <w:rPr>
+                <w:sz w:val="18"/>
+              </w:rPr>
+              <w:t>每个神的位置扣住他在诸神黄昏的真实角色</w:t>
+            </w:r>
+          </w:p>
+        </w:tc>
+        <w:tc>
+          <w:tcPr>
+            <w:tcW w:type="dxa" w:w="2880"/>
+          </w:tcPr>
+          <w:p>
+            <w:r>
+              <w:rPr>
+                <w:sz w:val="18"/>
+              </w:rPr>
+              <w:t>神话粉会心一笑，普通玩家觉得顺理成章</w:t>
+            </w:r>
+          </w:p>
+        </w:tc>
+      </w:tr>
+    </w:tbl>
+    <w:p/>
+    <w:p>
+      <w:r/>
+      <w:r>
+        <w:rPr>
+          <w:b/>
+        </w:rPr>
+        <w:t>追债链条（前后关系）：</w:t>
+      </w:r>
+      <w:r>
+        <w:t xml:space="preserve"> 主角是债主，要找签约人奥丁。但奥丁在最里面，必须一层层打穿他的人——</w:t>
+      </w:r>
+    </w:p>
+    <w:p>
+      <w:r>
+        <w:rPr>
+          <w:rFonts w:ascii="Consolas" w:hAnsi="Consolas"/>
+          <w:color w:val="333333"/>
+          <w:sz w:val="17"/>
+        </w:rPr>
+        <w:t>打他的战士（索尔/海姆达尔）</w:t>
+        <w:br/>
+        <w:t xml:space="preserve">  → 打他借力的华纳盟友（赫尔/尼约德）</w:t>
+        <w:br/>
+        <w:t xml:space="preserve">    → 打他的至亲（爱子巴德尔）= 向奥丁宣战</w:t>
+        <w:br/>
+        <w:t xml:space="preserve">      → 打表面元凶（洛基）= 识破"放火者不是答案"</w:t>
+        <w:br/>
+        <w:t xml:space="preserve">        → 够得着奥丁本人 = 终极清算</w:t>
+      </w:r>
+    </w:p>
+    <w:p>
+      <w:r>
+        <w:rPr>
+          <w:b/>
+          <w:sz w:val="26"/>
+        </w:rPr>
+        <w:t>4.3 为什么终极 Boss 是奥丁</w:t>
+      </w:r>
+    </w:p>
+    <w:p>
+      <w:r>
+        <w:t>奥丁是唯一可能的终极 Boss，因为他</w:t>
+      </w:r>
+      <w:r>
+        <w:rPr>
+          <w:b/>
+        </w:rPr>
+        <w:t>同时是主角所有动机的源头</w:t>
+      </w:r>
+      <w:r>
+        <w:t>：</w:t>
+      </w:r>
+    </w:p>
+    <w:tbl>
+      <w:tblPr>
+        <w:tblStyle w:val="LightGrid-Accent1"/>
+        <w:tblW w:type="auto" w:w="0"/>
+        <w:tblLook w:firstColumn="1" w:firstRow="1" w:lastColumn="0" w:lastRow="0" w:noHBand="0" w:noVBand="1" w:val="04A0"/>
+      </w:tblPr>
+      <w:tblGrid>
+        <w:gridCol w:w="4320"/>
+        <w:gridCol w:w="4320"/>
+      </w:tblGrid>
+      <w:tr>
+        <w:tc>
+          <w:tcPr>
+            <w:tcW w:type="dxa" w:w="4320"/>
+          </w:tcPr>
+          <w:p>
+            <w:r>
+              <w:rPr>
+                <w:b/>
+                <w:sz w:val="18"/>
+              </w:rPr>
+              <w:t>身份</w:t>
+            </w:r>
+          </w:p>
+        </w:tc>
+        <w:tc>
+          <w:tcPr>
+            <w:tcW w:type="dxa" w:w="4320"/>
+          </w:tcPr>
+          <w:p>
+            <w:r>
+              <w:rPr>
+                <w:b/>
+                <w:sz w:val="18"/>
+              </w:rPr>
+              <w:t>为什么指向他</w:t>
+            </w:r>
+          </w:p>
+        </w:tc>
+      </w:tr>
+      <w:tr>
+        <w:tc>
+          <w:tcPr>
+            <w:tcW w:type="dxa" w:w="4320"/>
+          </w:tcPr>
+          <w:p>
+            <w:r>
+              <w:rPr>
+                <w:sz w:val="18"/>
+              </w:rPr>
+            </w:r>
+            <w:r>
+              <w:rPr>
+                <w:b/>
+                <w:sz w:val="18"/>
+              </w:rPr>
+              <w:t>契约签订者</w:t>
+            </w:r>
+            <w:r>
+              <w:rPr>
+                <w:sz w:val="18"/>
+              </w:rPr>
+            </w:r>
+          </w:p>
+        </w:tc>
+        <w:tc>
+          <w:tcPr>
+            <w:tcW w:type="dxa" w:w="4320"/>
+          </w:tcPr>
+          <w:p>
+            <w:r>
+              <w:rPr>
+                <w:sz w:val="18"/>
+              </w:rPr>
+              <w:t>英灵契约是奥丁定的规矩。主角契约未履行、卡生死间被侵蚀，债主就是他</w:t>
+            </w:r>
+          </w:p>
+        </w:tc>
+      </w:tr>
+      <w:tr>
+        <w:tc>
+          <w:tcPr>
+            <w:tcW w:type="dxa" w:w="4320"/>
+          </w:tcPr>
+          <w:p>
+            <w:r>
+              <w:rPr>
+                <w:sz w:val="18"/>
+              </w:rPr>
+            </w:r>
+            <w:r>
+              <w:rPr>
+                <w:b/>
+                <w:sz w:val="18"/>
+              </w:rPr>
+              <w:t>英灵殿主人</w:t>
+            </w:r>
+            <w:r>
+              <w:rPr>
+                <w:sz w:val="18"/>
+              </w:rPr>
+            </w:r>
+          </w:p>
+        </w:tc>
+        <w:tc>
+          <w:tcPr>
+            <w:tcW w:type="dxa" w:w="4320"/>
+          </w:tcPr>
+          <w:p>
+            <w:r>
+              <w:rPr>
+                <w:sz w:val="18"/>
+              </w:rPr>
+              <w:t>殿塌了没接走主角，是他失职。终章在英灵殿废墟决战，叙事闭环</w:t>
+            </w:r>
+          </w:p>
+        </w:tc>
+      </w:tr>
+      <w:tr>
+        <w:tc>
+          <w:tcPr>
+            <w:tcW w:type="dxa" w:w="4320"/>
+          </w:tcPr>
+          <w:p>
+            <w:r>
+              <w:rPr>
+                <w:sz w:val="18"/>
+              </w:rPr>
+            </w:r>
+            <w:r>
+              <w:rPr>
+                <w:b/>
+                <w:sz w:val="18"/>
+              </w:rPr>
+              <w:t>不肯放手者</w:t>
+            </w:r>
+            <w:r>
+              <w:rPr>
+                <w:sz w:val="18"/>
+              </w:rPr>
+            </w:r>
+          </w:p>
+        </w:tc>
+        <w:tc>
+          <w:tcPr>
+            <w:tcW w:type="dxa" w:w="4320"/>
+          </w:tcPr>
+          <w:p>
+            <w:r>
+              <w:rPr>
+                <w:sz w:val="18"/>
+              </w:rPr>
+              <w:t>中点真相揭示神在汲取世界树续命，而奥丁是最执着"维持旧秩序、不让黄昏完成"的神。他困住了世界的重生</w:t>
+            </w:r>
+          </w:p>
+        </w:tc>
+      </w:tr>
+      <w:tr>
+        <w:tc>
+          <w:tcPr>
+            <w:tcW w:type="dxa" w:w="4320"/>
+          </w:tcPr>
+          <w:p>
+            <w:r>
+              <w:rPr>
+                <w:sz w:val="18"/>
+              </w:rPr>
+            </w:r>
+            <w:r>
+              <w:rPr>
+                <w:b/>
+                <w:sz w:val="18"/>
+              </w:rPr>
+              <w:t>反高潮陷阱</w:t>
+            </w:r>
+            <w:r>
+              <w:rPr>
+                <w:sz w:val="18"/>
+              </w:rPr>
+            </w:r>
+          </w:p>
+        </w:tc>
+        <w:tc>
+          <w:tcPr>
+            <w:tcW w:type="dxa" w:w="4320"/>
+          </w:tcPr>
+          <w:p>
+            <w:r>
+              <w:rPr>
+                <w:sz w:val="18"/>
+              </w:rPr>
+              <w:t>玩家以为放火的洛基是终极Boss。打完发现：放火者早疯了，真正该负责的是那个明知世界该重生、却死攥不放的老王。比"打败大反派"更有重量</w:t>
+            </w:r>
+          </w:p>
+        </w:tc>
+      </w:tr>
+    </w:tbl>
+    <w:p/>
+    <w:p>
+      <w:pPr>
+        <w:ind w:left="360"/>
+      </w:pPr>
+      <w:r>
+        <w:rPr>
+          <w:i/>
+          <w:color w:val="555555"/>
+        </w:rPr>
+      </w:r>
+      <w:r>
+        <w:rPr>
+          <w:b/>
+          <w:i/>
+          <w:color w:val="555555"/>
+        </w:rPr>
+        <w:t>一句话：你为奥丁的战争而死，奥丁欠你一个交代，奥丁困住了世界——所有线索的终点只能是他。</w:t>
+      </w:r>
+      <w:r>
+        <w:rPr>
+          <w:i/>
+          <w:color w:val="555555"/>
+        </w:rPr>
       </w:r>
     </w:p>
     <w:p>
@@ -5270,7 +6437,7 @@
               <w:rPr>
                 <w:sz w:val="18"/>
               </w:rPr>
-              <w:t>终章·连续战</w:t>
+              <w:t>洛基·反高潮</w:t>
             </w:r>
           </w:p>
         </w:tc>
@@ -5285,7 +6452,7 @@
               <w:rPr>
                 <w:sz w:val="18"/>
               </w:rPr>
-              <w:t>隐1 天域</w:t>
+              <w:t>★ 英灵殿废墟</w:t>
             </w:r>
           </w:p>
         </w:tc>
@@ -5298,7 +6465,7 @@
               <w:rPr>
                 <w:sz w:val="18"/>
               </w:rPr>
-              <w:t>1.5h</w:t>
+              <w:t>2-3h</w:t>
             </w:r>
           </w:p>
         </w:tc>
@@ -5311,7 +6478,7 @@
               <w:rPr>
                 <w:sz w:val="18"/>
               </w:rPr>
-              <w:t>3h</w:t>
+              <w:t>3.5h</w:t>
             </w:r>
           </w:p>
         </w:tc>
@@ -5337,7 +6504,7 @@
               <w:rPr>
                 <w:sz w:val="18"/>
               </w:rPr>
-              <w:t>隐藏·叙事秘境</w:t>
+              <w:t>奥丁·终极决战</w:t>
             </w:r>
           </w:p>
         </w:tc>
@@ -5352,7 +6519,7 @@
               <w:rPr>
                 <w:sz w:val="18"/>
               </w:rPr>
-              <w:t>隐2 根域</w:t>
+              <w:t>隐1 天域</w:t>
             </w:r>
           </w:p>
         </w:tc>
@@ -5365,7 +6532,7 @@
               <w:rPr>
                 <w:sz w:val="18"/>
               </w:rPr>
-              <w:t>1h</w:t>
+              <w:t>1.5h</w:t>
             </w:r>
           </w:p>
         </w:tc>
@@ -5378,7 +6545,7 @@
               <w:rPr>
                 <w:sz w:val="18"/>
               </w:rPr>
-              <w:t>2h</w:t>
+              <w:t>3h</w:t>
             </w:r>
           </w:p>
         </w:tc>
@@ -5404,7 +6571,7 @@
               <w:rPr>
                 <w:sz w:val="18"/>
               </w:rPr>
-              <w:t>隐藏·真结局</w:t>
+              <w:t>隐藏·叙事秘境</w:t>
             </w:r>
           </w:p>
         </w:tc>
@@ -5419,6 +6586,73 @@
               <w:rPr>
                 <w:sz w:val="18"/>
               </w:rPr>
+              <w:t>隐2 根域</w:t>
+            </w:r>
+          </w:p>
+        </w:tc>
+        <w:tc>
+          <w:tcPr>
+            <w:tcW w:type="dxa" w:w="1728"/>
+          </w:tcPr>
+          <w:p>
+            <w:r>
+              <w:rPr>
+                <w:sz w:val="18"/>
+              </w:rPr>
+              <w:t>1h</w:t>
+            </w:r>
+          </w:p>
+        </w:tc>
+        <w:tc>
+          <w:tcPr>
+            <w:tcW w:type="dxa" w:w="1728"/>
+          </w:tcPr>
+          <w:p>
+            <w:r>
+              <w:rPr>
+                <w:sz w:val="18"/>
+              </w:rPr>
+              <w:t>2h</w:t>
+            </w:r>
+          </w:p>
+        </w:tc>
+        <w:tc>
+          <w:tcPr>
+            <w:tcW w:type="dxa" w:w="1728"/>
+          </w:tcPr>
+          <w:p>
+            <w:r>
+              <w:rPr>
+                <w:sz w:val="18"/>
+              </w:rPr>
+              <w:t>2</w:t>
+            </w:r>
+          </w:p>
+        </w:tc>
+        <w:tc>
+          <w:tcPr>
+            <w:tcW w:type="dxa" w:w="1728"/>
+          </w:tcPr>
+          <w:p>
+            <w:r>
+              <w:rPr>
+                <w:sz w:val="18"/>
+              </w:rPr>
+              <w:t>隐藏·真结局</w:t>
+            </w:r>
+          </w:p>
+        </w:tc>
+      </w:tr>
+      <w:tr>
+        <w:tc>
+          <w:tcPr>
+            <w:tcW w:type="dxa" w:w="1728"/>
+          </w:tcPr>
+          <w:p>
+            <w:r>
+              <w:rPr>
+                <w:sz w:val="18"/>
+              </w:rPr>
             </w:r>
             <w:r>
               <w:rPr>
@@ -5449,7 +6683,7 @@
                 <w:b/>
                 <w:sz w:val="18"/>
               </w:rPr>
-              <w:t>~33h主线</w:t>
+              <w:t>~35h主线</w:t>
             </w:r>
             <w:r>
               <w:rPr>
@@ -5473,7 +6707,7 @@
                 <w:b/>
                 <w:sz w:val="18"/>
               </w:rPr>
-              <w:t>~54h完整</w:t>
+              <w:t>~57h完整</w:t>
             </w:r>
             <w:r>
               <w:rPr>
@@ -5497,7 +6731,7 @@
                 <w:b/>
                 <w:sz w:val="18"/>
               </w:rPr>
-              <w:t>43小区域</w:t>
+              <w:t>45小区域</w:t>
             </w:r>
             <w:r>
               <w:rPr>
@@ -5531,7 +6765,7 @@
           <w:i/>
           <w:color w:val="555555"/>
         </w:rPr>
-        <w:t>主线 ~33h 落在 30-40h 目标内；完整 ~54h 接近 60-80h 下沿（再加复刷/神影满级补足到目标区间）。43个小区域，平均每域 ~4个，对标空洞骑士~14大区切分后的子区粒度合理。</w:t>
+        <w:t>主线 ~35h 落在 30-40h 目标内；完整 ~57h 接近 60-80h 下沿（再加复刷/神影满级补足到目标区间）。45个小区域，平均每域 ~4个，对标空洞骑士~14大区切分后的子区粒度合理。</w:t>
       </w:r>
     </w:p>
     <w:p>
@@ -6219,7 +7453,7 @@
                 <w:b/>
                 <w:sz w:val="18"/>
               </w:rPr>
-              <w:t>17</w:t>
+              <w:t>18</w:t>
             </w:r>
             <w:r>
               <w:rPr>
@@ -6237,7 +7471,7 @@
               <w:rPr>
                 <w:sz w:val="18"/>
               </w:rPr>
-              <w:t>9神+2隐神+6兽王</w:t>
+              <w:t>9主神+奥丁终极+2隐神+6兽王</w:t>
             </w:r>
           </w:p>
         </w:tc>
@@ -6308,7 +7542,7 @@
                 <w:b/>
                 <w:sz w:val="18"/>
               </w:rPr>
-              <w:t>73</w:t>
+              <w:t>~75</w:t>
             </w:r>
             <w:r>
               <w:rPr>
@@ -6326,7 +7560,7 @@
               <w:rPr>
                 <w:sz w:val="18"/>
               </w:rPr>
-              <w:t>17大Boss+18精英+40小怪</w:t>
+              <w:t>18大Boss+19精英+42小怪</w:t>
             </w:r>
           </w:p>
         </w:tc>
@@ -6352,69 +7586,643 @@
           <w:b/>
           <w:sz w:val="26"/>
         </w:rPr>
-        <w:t>6.2 与原 Boss配置文档的关系</w:t>
+        <w:t>6.2 神Boss名单（全知名神·12位）</w:t>
       </w:r>
     </w:p>
-    <w:p>
-      <w:r>
-        <w:t xml:space="preserve">原《Boss与怪物数量配置方案 v1.0》的 14大Boss 是"未拆分双线"的版本。本文档按双线重构为 </w:t>
-      </w:r>
-      <w:r>
-        <w:rPr>
-          <w:b/>
-        </w:rPr>
-        <w:t>17大Boss（9神+2隐神+6兽王）</w:t>
-      </w:r>
-      <w:r>
-        <w:t>：</w:t>
-      </w:r>
-    </w:p>
-    <w:p>
-      <w:pPr>
-        <w:pStyle w:val="ListBullet"/>
-      </w:pPr>
-      <w:r/>
-      <w:r>
-        <w:rPr>
-          <w:b/>
-        </w:rPr>
-        <w:t>神Boss（11个）</w:t>
-      </w:r>
-      <w:r>
-        <w:t>：技能线，每个给一件神器。</w:t>
-      </w:r>
-    </w:p>
-    <w:p>
-      <w:pPr>
-        <w:pStyle w:val="ListBullet"/>
-      </w:pPr>
-      <w:r/>
-      <w:r>
-        <w:rPr>
-          <w:b/>
-        </w:rPr>
-        <w:t>异兽兽王（6个）</w:t>
-      </w:r>
-      <w:r>
-        <w:t>：装备线，给最高级合成素材，是怪猎式狩猎目标。</w:t>
-      </w:r>
-    </w:p>
-    <w:p>
-      <w:pPr>
-        <w:pStyle w:val="ListBullet"/>
-      </w:pPr>
-      <w:r>
-        <w:t>精英18 + 小怪40 维持原配置量级。</w:t>
-      </w:r>
-    </w:p>
-    <w:p>
-      <w:pPr>
-        <w:pStyle w:val="ListBullet"/>
-      </w:pPr>
-      <w:r>
-        <w:t>总怪物 73 ≈ 原71，体量一致，只是把Boss按双线重新归类。</w:t>
-      </w:r>
-    </w:p>
+    <w:tbl>
+      <w:tblPr>
+        <w:tblStyle w:val="LightGrid-Accent1"/>
+        <w:tblW w:type="auto" w:w="0"/>
+        <w:tblLook w:firstColumn="1" w:firstRow="1" w:lastColumn="0" w:lastRow="0" w:noHBand="0" w:noVBand="1" w:val="04A0"/>
+      </w:tblPr>
+      <w:tblGrid>
+        <w:gridCol w:w="2160"/>
+        <w:gridCol w:w="2160"/>
+        <w:gridCol w:w="2160"/>
+        <w:gridCol w:w="2160"/>
+      </w:tblGrid>
+      <w:tr>
+        <w:tc>
+          <w:tcPr>
+            <w:tcW w:type="dxa" w:w="2160"/>
+          </w:tcPr>
+          <w:p>
+            <w:r>
+              <w:rPr>
+                <w:b/>
+                <w:sz w:val="18"/>
+              </w:rPr>
+              <w:t>序</w:t>
+            </w:r>
+          </w:p>
+        </w:tc>
+        <w:tc>
+          <w:tcPr>
+            <w:tcW w:type="dxa" w:w="2160"/>
+          </w:tcPr>
+          <w:p>
+            <w:r>
+              <w:rPr>
+                <w:b/>
+                <w:sz w:val="18"/>
+              </w:rPr>
+              <w:t>神</w:t>
+            </w:r>
+          </w:p>
+        </w:tc>
+        <w:tc>
+          <w:tcPr>
+            <w:tcW w:type="dxa" w:w="2160"/>
+          </w:tcPr>
+          <w:p>
+            <w:r>
+              <w:rPr>
+                <w:b/>
+                <w:sz w:val="18"/>
+              </w:rPr>
+              <w:t>域</w:t>
+            </w:r>
+          </w:p>
+        </w:tc>
+        <w:tc>
+          <w:tcPr>
+            <w:tcW w:type="dxa" w:w="2160"/>
+          </w:tcPr>
+          <w:p>
+            <w:r>
+              <w:rPr>
+                <w:b/>
+                <w:sz w:val="18"/>
+              </w:rPr>
+              <w:t>角色</w:t>
+            </w:r>
+          </w:p>
+        </w:tc>
+      </w:tr>
+      <w:tr>
+        <w:tc>
+          <w:tcPr>
+            <w:tcW w:type="dxa" w:w="2160"/>
+          </w:tcPr>
+          <w:p>
+            <w:r>
+              <w:rPr>
+                <w:sz w:val="18"/>
+              </w:rPr>
+              <w:t>1</w:t>
+            </w:r>
+          </w:p>
+        </w:tc>
+        <w:tc>
+          <w:tcPr>
+            <w:tcW w:type="dxa" w:w="2160"/>
+          </w:tcPr>
+          <w:p>
+            <w:r>
+              <w:rPr>
+                <w:sz w:val="18"/>
+              </w:rPr>
+              <w:t>索尔</w:t>
+            </w:r>
+          </w:p>
+        </w:tc>
+        <w:tc>
+          <w:tcPr>
+            <w:tcW w:type="dxa" w:w="2160"/>
+          </w:tcPr>
+          <w:p>
+            <w:r>
+              <w:rPr>
+                <w:sz w:val="18"/>
+              </w:rPr>
+              <w:t>雷域</w:t>
+            </w:r>
+          </w:p>
+        </w:tc>
+        <w:tc>
+          <w:tcPr>
+            <w:tcW w:type="dxa" w:w="2160"/>
+          </w:tcPr>
+          <w:p>
+            <w:r>
+              <w:rPr>
+                <w:sz w:val="18"/>
+              </w:rPr>
+              <w:t>首神·雷神</w:t>
+            </w:r>
+          </w:p>
+        </w:tc>
+      </w:tr>
+      <w:tr>
+        <w:tc>
+          <w:tcPr>
+            <w:tcW w:type="dxa" w:w="2160"/>
+          </w:tcPr>
+          <w:p>
+            <w:r>
+              <w:rPr>
+                <w:sz w:val="18"/>
+              </w:rPr>
+              <w:t>2</w:t>
+            </w:r>
+          </w:p>
+        </w:tc>
+        <w:tc>
+          <w:tcPr>
+            <w:tcW w:type="dxa" w:w="2160"/>
+          </w:tcPr>
+          <w:p>
+            <w:r>
+              <w:rPr>
+                <w:sz w:val="18"/>
+              </w:rPr>
+              <w:t>弗蕾雅</w:t>
+            </w:r>
+          </w:p>
+        </w:tc>
+        <w:tc>
+          <w:tcPr>
+            <w:tcW w:type="dxa" w:w="2160"/>
+          </w:tcPr>
+          <w:p>
+            <w:r>
+              <w:rPr>
+                <w:sz w:val="18"/>
+              </w:rPr>
+              <w:t>花域</w:t>
+            </w:r>
+          </w:p>
+        </w:tc>
+        <w:tc>
+          <w:tcPr>
+            <w:tcW w:type="dxa" w:w="2160"/>
+          </w:tcPr>
+          <w:p>
+            <w:r>
+              <w:rPr>
+                <w:sz w:val="18"/>
+              </w:rPr>
+              <w:t>爱与战之神</w:t>
+            </w:r>
+          </w:p>
+        </w:tc>
+      </w:tr>
+      <w:tr>
+        <w:tc>
+          <w:tcPr>
+            <w:tcW w:type="dxa" w:w="2160"/>
+          </w:tcPr>
+          <w:p>
+            <w:r>
+              <w:rPr>
+                <w:sz w:val="18"/>
+              </w:rPr>
+              <w:t>3</w:t>
+            </w:r>
+          </w:p>
+        </w:tc>
+        <w:tc>
+          <w:tcPr>
+            <w:tcW w:type="dxa" w:w="2160"/>
+          </w:tcPr>
+          <w:p>
+            <w:r>
+              <w:rPr>
+                <w:sz w:val="18"/>
+              </w:rPr>
+              <w:t>海姆达尔</w:t>
+            </w:r>
+          </w:p>
+        </w:tc>
+        <w:tc>
+          <w:tcPr>
+            <w:tcW w:type="dxa" w:w="2160"/>
+          </w:tcPr>
+          <w:p>
+            <w:r>
+              <w:rPr>
+                <w:sz w:val="18"/>
+              </w:rPr>
+              <w:t>铸域</w:t>
+            </w:r>
+          </w:p>
+        </w:tc>
+        <w:tc>
+          <w:tcPr>
+            <w:tcW w:type="dxa" w:w="2160"/>
+          </w:tcPr>
+          <w:p>
+            <w:r>
+              <w:rPr>
+                <w:sz w:val="18"/>
+              </w:rPr>
+              <w:t>守桥神·号角</w:t>
+            </w:r>
+          </w:p>
+        </w:tc>
+      </w:tr>
+      <w:tr>
+        <w:tc>
+          <w:tcPr>
+            <w:tcW w:type="dxa" w:w="2160"/>
+          </w:tcPr>
+          <w:p>
+            <w:r>
+              <w:rPr>
+                <w:sz w:val="18"/>
+              </w:rPr>
+              <w:t>4</w:t>
+            </w:r>
+          </w:p>
+        </w:tc>
+        <w:tc>
+          <w:tcPr>
+            <w:tcW w:type="dxa" w:w="2160"/>
+          </w:tcPr>
+          <w:p>
+            <w:r>
+              <w:rPr>
+                <w:sz w:val="18"/>
+              </w:rPr>
+              <w:t>赫尔</w:t>
+            </w:r>
+          </w:p>
+        </w:tc>
+        <w:tc>
+          <w:tcPr>
+            <w:tcW w:type="dxa" w:w="2160"/>
+          </w:tcPr>
+          <w:p>
+            <w:r>
+              <w:rPr>
+                <w:sz w:val="18"/>
+              </w:rPr>
+              <w:t>寒域</w:t>
+            </w:r>
+          </w:p>
+        </w:tc>
+        <w:tc>
+          <w:tcPr>
+            <w:tcW w:type="dxa" w:w="2160"/>
+          </w:tcPr>
+          <w:p>
+            <w:r>
+              <w:rPr>
+                <w:sz w:val="18"/>
+              </w:rPr>
+              <w:t>冥界女王</w:t>
+            </w:r>
+          </w:p>
+        </w:tc>
+      </w:tr>
+      <w:tr>
+        <w:tc>
+          <w:tcPr>
+            <w:tcW w:type="dxa" w:w="2160"/>
+          </w:tcPr>
+          <w:p>
+            <w:r>
+              <w:rPr>
+                <w:sz w:val="18"/>
+              </w:rPr>
+              <w:t>5</w:t>
+            </w:r>
+          </w:p>
+        </w:tc>
+        <w:tc>
+          <w:tcPr>
+            <w:tcW w:type="dxa" w:w="2160"/>
+          </w:tcPr>
+          <w:p>
+            <w:r>
+              <w:rPr>
+                <w:sz w:val="18"/>
+              </w:rPr>
+              <w:t>尼约德</w:t>
+            </w:r>
+          </w:p>
+        </w:tc>
+        <w:tc>
+          <w:tcPr>
+            <w:tcW w:type="dxa" w:w="2160"/>
+          </w:tcPr>
+          <w:p>
+            <w:r>
+              <w:rPr>
+                <w:sz w:val="18"/>
+              </w:rPr>
+              <w:t>海域</w:t>
+            </w:r>
+          </w:p>
+        </w:tc>
+        <w:tc>
+          <w:tcPr>
+            <w:tcW w:type="dxa" w:w="2160"/>
+          </w:tcPr>
+          <w:p>
+            <w:r>
+              <w:rPr>
+                <w:sz w:val="18"/>
+              </w:rPr>
+              <w:t>海神·中点</w:t>
+            </w:r>
+          </w:p>
+        </w:tc>
+      </w:tr>
+      <w:tr>
+        <w:tc>
+          <w:tcPr>
+            <w:tcW w:type="dxa" w:w="2160"/>
+          </w:tcPr>
+          <w:p>
+            <w:r>
+              <w:rPr>
+                <w:sz w:val="18"/>
+              </w:rPr>
+              <w:t>6</w:t>
+            </w:r>
+          </w:p>
+        </w:tc>
+        <w:tc>
+          <w:tcPr>
+            <w:tcW w:type="dxa" w:w="2160"/>
+          </w:tcPr>
+          <w:p>
+            <w:r>
+              <w:rPr>
+                <w:sz w:val="18"/>
+              </w:rPr>
+              <w:t>提尔</w:t>
+            </w:r>
+          </w:p>
+        </w:tc>
+        <w:tc>
+          <w:tcPr>
+            <w:tcW w:type="dxa" w:w="2160"/>
+          </w:tcPr>
+          <w:p>
+            <w:r>
+              <w:rPr>
+                <w:sz w:val="18"/>
+              </w:rPr>
+              <w:t>巨域</w:t>
+            </w:r>
+          </w:p>
+        </w:tc>
+        <w:tc>
+          <w:tcPr>
+            <w:tcW w:type="dxa" w:w="2160"/>
+          </w:tcPr>
+          <w:p>
+            <w:r>
+              <w:rPr>
+                <w:sz w:val="18"/>
+              </w:rPr>
+              <w:t>战神·独手</w:t>
+            </w:r>
+          </w:p>
+        </w:tc>
+      </w:tr>
+      <w:tr>
+        <w:tc>
+          <w:tcPr>
+            <w:tcW w:type="dxa" w:w="2160"/>
+          </w:tcPr>
+          <w:p>
+            <w:r>
+              <w:rPr>
+                <w:sz w:val="18"/>
+              </w:rPr>
+              <w:t>7</w:t>
+            </w:r>
+          </w:p>
+        </w:tc>
+        <w:tc>
+          <w:tcPr>
+            <w:tcW w:type="dxa" w:w="2160"/>
+          </w:tcPr>
+          <w:p>
+            <w:r>
+              <w:rPr>
+                <w:sz w:val="18"/>
+              </w:rPr>
+              <w:t>巴德尔</w:t>
+            </w:r>
+          </w:p>
+        </w:tc>
+        <w:tc>
+          <w:tcPr>
+            <w:tcW w:type="dxa" w:w="2160"/>
+          </w:tcPr>
+          <w:p>
+            <w:r>
+              <w:rPr>
+                <w:sz w:val="18"/>
+              </w:rPr>
+              <w:t>幽域</w:t>
+            </w:r>
+          </w:p>
+        </w:tc>
+        <w:tc>
+          <w:tcPr>
+            <w:tcW w:type="dxa" w:w="2160"/>
+          </w:tcPr>
+          <w:p>
+            <w:r>
+              <w:rPr>
+                <w:sz w:val="18"/>
+              </w:rPr>
+              <w:t>光明神·奥丁爱子</w:t>
+            </w:r>
+          </w:p>
+        </w:tc>
+      </w:tr>
+      <w:tr>
+        <w:tc>
+          <w:tcPr>
+            <w:tcW w:type="dxa" w:w="2160"/>
+          </w:tcPr>
+          <w:p>
+            <w:r>
+              <w:rPr>
+                <w:sz w:val="18"/>
+              </w:rPr>
+              <w:t>8</w:t>
+            </w:r>
+          </w:p>
+        </w:tc>
+        <w:tc>
+          <w:tcPr>
+            <w:tcW w:type="dxa" w:w="2160"/>
+          </w:tcPr>
+          <w:p>
+            <w:r>
+              <w:rPr>
+                <w:sz w:val="18"/>
+              </w:rPr>
+              <w:t>洛基</w:t>
+            </w:r>
+          </w:p>
+        </w:tc>
+        <w:tc>
+          <w:tcPr>
+            <w:tcW w:type="dxa" w:w="2160"/>
+          </w:tcPr>
+          <w:p>
+            <w:r>
+              <w:rPr>
+                <w:sz w:val="18"/>
+              </w:rPr>
+              <w:t>劫域</w:t>
+            </w:r>
+          </w:p>
+        </w:tc>
+        <w:tc>
+          <w:tcPr>
+            <w:tcW w:type="dxa" w:w="2160"/>
+          </w:tcPr>
+          <w:p>
+            <w:r>
+              <w:rPr>
+                <w:sz w:val="18"/>
+              </w:rPr>
+              <w:t>点火者·表面元凶</w:t>
+            </w:r>
+          </w:p>
+        </w:tc>
+      </w:tr>
+      <w:tr>
+        <w:tc>
+          <w:tcPr>
+            <w:tcW w:type="dxa" w:w="2160"/>
+          </w:tcPr>
+          <w:p>
+            <w:r>
+              <w:rPr>
+                <w:sz w:val="18"/>
+              </w:rPr>
+              <w:t>★</w:t>
+            </w:r>
+          </w:p>
+        </w:tc>
+        <w:tc>
+          <w:tcPr>
+            <w:tcW w:type="dxa" w:w="2160"/>
+          </w:tcPr>
+          <w:p>
+            <w:r>
+              <w:rPr>
+                <w:sz w:val="18"/>
+              </w:rPr>
+            </w:r>
+            <w:r>
+              <w:rPr>
+                <w:b/>
+                <w:sz w:val="18"/>
+              </w:rPr>
+              <w:t>奥丁</w:t>
+            </w:r>
+            <w:r>
+              <w:rPr>
+                <w:sz w:val="18"/>
+              </w:rPr>
+            </w:r>
+          </w:p>
+        </w:tc>
+        <w:tc>
+          <w:tcPr>
+            <w:tcW w:type="dxa" w:w="2160"/>
+          </w:tcPr>
+          <w:p>
+            <w:r>
+              <w:rPr>
+                <w:sz w:val="18"/>
+              </w:rPr>
+              <w:t>英灵殿废墟</w:t>
+            </w:r>
+          </w:p>
+        </w:tc>
+        <w:tc>
+          <w:tcPr>
+            <w:tcW w:type="dxa" w:w="2160"/>
+          </w:tcPr>
+          <w:p>
+            <w:r>
+              <w:rPr>
+                <w:sz w:val="18"/>
+              </w:rPr>
+            </w:r>
+            <w:r>
+              <w:rPr>
+                <w:b/>
+                <w:sz w:val="18"/>
+              </w:rPr>
+              <w:t>终极Boss·众神之父</w:t>
+            </w:r>
+            <w:r>
+              <w:rPr>
+                <w:sz w:val="18"/>
+              </w:rPr>
+            </w:r>
+          </w:p>
+        </w:tc>
+      </w:tr>
+      <w:tr>
+        <w:tc>
+          <w:tcPr>
+            <w:tcW w:type="dxa" w:w="2160"/>
+          </w:tcPr>
+          <w:p>
+            <w:r>
+              <w:rPr>
+                <w:sz w:val="18"/>
+              </w:rPr>
+              <w:t>隐</w:t>
+            </w:r>
+          </w:p>
+        </w:tc>
+        <w:tc>
+          <w:tcPr>
+            <w:tcW w:type="dxa" w:w="2160"/>
+          </w:tcPr>
+          <w:p>
+            <w:r>
+              <w:rPr>
+                <w:sz w:val="18"/>
+              </w:rPr>
+              <w:t>维达尔</w:t>
+            </w:r>
+          </w:p>
+        </w:tc>
+        <w:tc>
+          <w:tcPr>
+            <w:tcW w:type="dxa" w:w="2160"/>
+          </w:tcPr>
+          <w:p>
+            <w:r>
+              <w:rPr>
+                <w:sz w:val="18"/>
+              </w:rPr>
+              <w:t>天域</w:t>
+            </w:r>
+          </w:p>
+        </w:tc>
+        <w:tc>
+          <w:tcPr>
+            <w:tcW w:type="dxa" w:w="2160"/>
+          </w:tcPr>
+          <w:p>
+            <w:r>
+              <w:rPr>
+                <w:sz w:val="18"/>
+              </w:rPr>
+              <w:t>沉默复仇神</w:t>
+            </w:r>
+          </w:p>
+        </w:tc>
+      </w:tr>
+    </w:tbl>
+    <w:p/>
     <w:p>
       <w:r>
         <w:rPr>
@@ -6517,7 +8325,7 @@
               <w:rPr>
                 <w:sz w:val="18"/>
               </w:rPr>
-              <w:t>17</w:t>
+              <w:t>18</w:t>
             </w:r>
           </w:p>
         </w:tc>
@@ -6625,7 +8433,7 @@
               <w:rPr>
                 <w:sz w:val="18"/>
               </w:rPr>
-              <w:t>11</w:t>
+              <w:t>10神+终极奥丁</w:t>
             </w:r>
           </w:p>
         </w:tc>
@@ -6651,7 +8459,7 @@
               <w:rPr>
                 <w:sz w:val="18"/>
               </w:rPr>
-              <w:t>紧贴9章+2隐</w:t>
+              <w:t>紧贴9章+终章+隐藏</w:t>
             </w:r>
           </w:p>
         </w:tc>
@@ -6706,6 +8514,82 @@
                 <w:sz w:val="18"/>
               </w:rPr>
               <w:t>怪猎式狩猎核心</w:t>
+            </w:r>
+          </w:p>
+        </w:tc>
+      </w:tr>
+      <w:tr>
+        <w:tc>
+          <w:tcPr>
+            <w:tcW w:type="dxa" w:w="2160"/>
+          </w:tcPr>
+          <w:p>
+            <w:r>
+              <w:rPr>
+                <w:sz w:val="18"/>
+              </w:rPr>
+            </w:r>
+            <w:r>
+              <w:rPr>
+                <w:b/>
+                <w:sz w:val="18"/>
+              </w:rPr>
+              <w:t>耳熟能详率</w:t>
+            </w:r>
+            <w:r>
+              <w:rPr>
+                <w:sz w:val="18"/>
+              </w:rPr>
+            </w:r>
+          </w:p>
+        </w:tc>
+        <w:tc>
+          <w:tcPr>
+            <w:tcW w:type="dxa" w:w="2160"/>
+          </w:tcPr>
+          <w:p>
+            <w:r>
+              <w:rPr>
+                <w:sz w:val="18"/>
+              </w:rPr>
+            </w:r>
+            <w:r>
+              <w:rPr>
+                <w:b/>
+                <w:sz w:val="18"/>
+              </w:rPr>
+              <w:t>100%</w:t>
+            </w:r>
+            <w:r>
+              <w:rPr>
+                <w:sz w:val="18"/>
+              </w:rPr>
+            </w:r>
+          </w:p>
+        </w:tc>
+        <w:tc>
+          <w:tcPr>
+            <w:tcW w:type="dxa" w:w="2160"/>
+          </w:tcPr>
+          <w:p>
+            <w:r>
+              <w:rPr>
+                <w:sz w:val="18"/>
+              </w:rPr>
+              <w:t>—</w:t>
+            </w:r>
+          </w:p>
+        </w:tc>
+        <w:tc>
+          <w:tcPr>
+            <w:tcW w:type="dxa" w:w="2160"/>
+          </w:tcPr>
+          <w:p>
+            <w:r>
+              <w:rPr>
+                <w:sz w:val="18"/>
+              </w:rPr>
+              <w:t>全部北欧原典知名神</w:t>
             </w:r>
           </w:p>
         </w:tc>
@@ -6736,7 +8620,7 @@
         <w:t>核心规则：神器 ↔ 神影 ↔ 技能 严格一一对应。</w:t>
       </w:r>
       <w:r>
-        <w:t xml:space="preserve"> 收集9个神器 = 集齐9套神技。</w:t>
+        <w:t xml:space="preserve"> 收集9件主线神器 = 集齐9套神技（奥丁神器为终章特殊，维达尔为隐藏彩蛋）。</w:t>
       </w:r>
     </w:p>
     <w:tbl>
@@ -6807,7 +8691,7 @@
                 <w:b/>
                 <w:sz w:val="18"/>
               </w:rPr>
-              <w:t>神器（圣物）</w:t>
+              <w:t>神器（圣物·原典）</w:t>
             </w:r>
           </w:p>
         </w:tc>
@@ -6927,18 +8811,7 @@
               <w:rPr>
                 <w:sz w:val="18"/>
               </w:rPr>
-            </w:r>
-            <w:r>
-              <w:rPr>
-                <w:b/>
-                <w:sz w:val="18"/>
-              </w:rPr>
               <w:t>雷击/聚雷重砸</w:t>
-            </w:r>
-            <w:r>
-              <w:rPr>
-                <w:sz w:val="18"/>
-              </w:rPr>
             </w:r>
           </w:p>
         </w:tc>
@@ -7005,7 +8878,18 @@
               <w:rPr>
                 <w:sz w:val="18"/>
               </w:rPr>
+            </w:r>
+            <w:r>
+              <w:rPr>
+                <w:b/>
+                <w:sz w:val="18"/>
+              </w:rPr>
               <w:t>弗蕾雅</w:t>
+            </w:r>
+            <w:r>
+              <w:rPr>
+                <w:sz w:val="18"/>
+              </w:rPr>
             </w:r>
           </w:p>
         </w:tc>
@@ -7098,7 +8982,18 @@
               <w:rPr>
                 <w:sz w:val="18"/>
               </w:rPr>
-              <w:t>炉心神</w:t>
+            </w:r>
+            <w:r>
+              <w:rPr>
+                <w:b/>
+                <w:sz w:val="18"/>
+              </w:rPr>
+              <w:t>海姆达尔</w:t>
+            </w:r>
+            <w:r>
+              <w:rPr>
+                <w:sz w:val="18"/>
+              </w:rPr>
             </w:r>
           </w:p>
         </w:tc>
@@ -7111,7 +9006,7 @@
               <w:rPr>
                 <w:sz w:val="18"/>
               </w:rPr>
-              <w:t>不灭炉胆</w:t>
+              <w:t>Gjallarhorn 加拉尔号角</w:t>
             </w:r>
           </w:p>
         </w:tc>
@@ -7124,7 +9019,7 @@
               <w:rPr>
                 <w:sz w:val="18"/>
               </w:rPr>
-              <w:t>锻火之击/破甲灼烧</w:t>
+              <w:t>预警声波/震荡冲击</w:t>
             </w:r>
           </w:p>
         </w:tc>
@@ -7137,7 +9032,7 @@
               <w:rPr>
                 <w:sz w:val="18"/>
               </w:rPr>
-              <w:t>B·幸存</w:t>
+              <w:t>A·战死残响</w:t>
             </w:r>
           </w:p>
         </w:tc>
@@ -7150,7 +9045,7 @@
               <w:rPr>
                 <w:sz w:val="18"/>
               </w:rPr>
-              <w:t>战胜</w:t>
+              <w:t>战胜（打残响）</w:t>
             </w:r>
           </w:p>
         </w:tc>
@@ -7191,7 +9086,18 @@
               <w:rPr>
                 <w:sz w:val="18"/>
               </w:rPr>
-              <w:t>冻息</w:t>
+            </w:r>
+            <w:r>
+              <w:rPr>
+                <w:b/>
+                <w:sz w:val="18"/>
+              </w:rPr>
+              <w:t>赫尔</w:t>
+            </w:r>
+            <w:r>
+              <w:rPr>
+                <w:sz w:val="18"/>
+              </w:rPr>
             </w:r>
           </w:p>
         </w:tc>
@@ -7204,7 +9110,7 @@
               <w:rPr>
                 <w:sz w:val="18"/>
               </w:rPr>
-              <w:t>永冬之晶</w:t>
+              <w:t>半生半死之冠</w:t>
             </w:r>
           </w:p>
         </w:tc>
@@ -7217,7 +9123,7 @@
               <w:rPr>
                 <w:sz w:val="18"/>
               </w:rPr>
-              <w:t>凛冬之壁/冰封减速</w:t>
+              <w:t>凛冬之壁/亡者召唤</w:t>
             </w:r>
           </w:p>
         </w:tc>
@@ -7230,7 +9136,7 @@
               <w:rPr>
                 <w:sz w:val="18"/>
               </w:rPr>
-              <w:t>C·复活异态</w:t>
+              <w:t>B·幸存（退守冥府）</w:t>
             </w:r>
           </w:p>
         </w:tc>
@@ -7284,8 +9190,19 @@
               <w:rPr>
                 <w:sz w:val="18"/>
               </w:rPr>
+            </w:r>
+            <w:r>
+              <w:rPr>
+                <w:b/>
+                <w:sz w:val="18"/>
+              </w:rPr>
               <w:t>尼约德</w:t>
             </w:r>
+            <w:r>
+              <w:rPr>
+                <w:sz w:val="18"/>
+              </w:rPr>
+            </w:r>
           </w:p>
         </w:tc>
         <w:tc>
@@ -7297,7 +9214,7 @@
               <w:rPr>
                 <w:sz w:val="18"/>
               </w:rPr>
-              <w:t>退潮之贝</w:t>
+              <w:t>退潮之贝/海风之靴</w:t>
             </w:r>
           </w:p>
         </w:tc>
@@ -7389,8 +9306,19 @@
               <w:rPr>
                 <w:sz w:val="18"/>
               </w:rPr>
+            </w:r>
+            <w:r>
+              <w:rPr>
+                <w:b/>
+                <w:sz w:val="18"/>
+              </w:rPr>
               <w:t>提尔</w:t>
             </w:r>
+            <w:r>
+              <w:rPr>
+                <w:sz w:val="18"/>
+              </w:rPr>
+            </w:r>
           </w:p>
         </w:tc>
         <w:tc>
@@ -7402,7 +9330,7 @@
               <w:rPr>
                 <w:sz w:val="18"/>
               </w:rPr>
-              <w:t>断手之痕</w:t>
+              <w:t>Týr之断手</w:t>
             </w:r>
           </w:p>
         </w:tc>
@@ -7482,7 +9410,18 @@
               <w:rPr>
                 <w:sz w:val="18"/>
               </w:rPr>
-              <w:t>巴德尔/霍德尔</w:t>
+            </w:r>
+            <w:r>
+              <w:rPr>
+                <w:b/>
+                <w:sz w:val="18"/>
+              </w:rPr>
+              <w:t>巴德尔</w:t>
+            </w:r>
+            <w:r>
+              <w:rPr>
+                <w:sz w:val="18"/>
+              </w:rPr>
             </w:r>
           </w:p>
         </w:tc>
@@ -7495,7 +9434,7 @@
               <w:rPr>
                 <w:sz w:val="18"/>
               </w:rPr>
-              <w:t>双生槲枝</w:t>
+              <w:t>槲寄生之枝</w:t>
             </w:r>
           </w:p>
         </w:tc>
@@ -7508,7 +9447,7 @@
               <w:rPr>
                 <w:sz w:val="18"/>
               </w:rPr>
-              <w:t>双面之镜/攻防切换</w:t>
+              <w:t>光明净化/无敌之躯</w:t>
             </w:r>
           </w:p>
         </w:tc>
@@ -7521,7 +9460,7 @@
               <w:rPr>
                 <w:sz w:val="18"/>
               </w:rPr>
-              <w:t>C·复活</w:t>
+              <w:t>C·复活（冥界归来）</w:t>
             </w:r>
           </w:p>
         </w:tc>
@@ -7575,7 +9514,18 @@
               <w:rPr>
                 <w:sz w:val="18"/>
               </w:rPr>
-              <w:t>劫·Rök</w:t>
+            </w:r>
+            <w:r>
+              <w:rPr>
+                <w:b/>
+                <w:sz w:val="18"/>
+              </w:rPr>
+              <w:t>洛基</w:t>
+            </w:r>
+            <w:r>
+              <w:rPr>
+                <w:sz w:val="18"/>
+              </w:rPr>
             </w:r>
           </w:p>
         </w:tc>
@@ -7588,7 +9538,7 @@
               <w:rPr>
                 <w:sz w:val="18"/>
               </w:rPr>
-              <w:t>劫之核</w:t>
+              <w:t>变形之面</w:t>
             </w:r>
           </w:p>
         </w:tc>
@@ -7601,7 +9551,7 @@
               <w:rPr>
                 <w:sz w:val="18"/>
               </w:rPr>
-              <w:t>（不交付，散为修复之力）</w:t>
+              <w:t>幻影分身/形态欺诈</w:t>
             </w:r>
           </w:p>
         </w:tc>
@@ -7614,7 +9564,7 @@
               <w:rPr>
                 <w:sz w:val="18"/>
               </w:rPr>
-              <w:t>特殊</w:t>
+              <w:t>特殊（点火者）</w:t>
             </w:r>
           </w:p>
         </w:tc>
@@ -7627,7 +9577,7 @@
               <w:rPr>
                 <w:sz w:val="18"/>
               </w:rPr>
-              <w:t>终章特殊</w:t>
+              <w:t>战胜</w:t>
             </w:r>
           </w:p>
         </w:tc>
@@ -7642,6 +9592,110 @@
               <w:rPr>
                 <w:sz w:val="18"/>
               </w:rPr>
+              <w:t>★</w:t>
+            </w:r>
+          </w:p>
+        </w:tc>
+        <w:tc>
+          <w:tcPr>
+            <w:tcW w:type="dxa" w:w="1234"/>
+          </w:tcPr>
+          <w:p>
+            <w:r>
+              <w:rPr>
+                <w:sz w:val="18"/>
+              </w:rPr>
+              <w:t>英灵殿废墟</w:t>
+            </w:r>
+          </w:p>
+        </w:tc>
+        <w:tc>
+          <w:tcPr>
+            <w:tcW w:type="dxa" w:w="1234"/>
+          </w:tcPr>
+          <w:p>
+            <w:r>
+              <w:rPr>
+                <w:sz w:val="18"/>
+              </w:rPr>
+            </w:r>
+            <w:r>
+              <w:rPr>
+                <w:b/>
+                <w:sz w:val="18"/>
+              </w:rPr>
+              <w:t>奥丁</w:t>
+            </w:r>
+            <w:r>
+              <w:rPr>
+                <w:sz w:val="18"/>
+              </w:rPr>
+            </w:r>
+          </w:p>
+        </w:tc>
+        <w:tc>
+          <w:tcPr>
+            <w:tcW w:type="dxa" w:w="1234"/>
+          </w:tcPr>
+          <w:p>
+            <w:r>
+              <w:rPr>
+                <w:sz w:val="18"/>
+              </w:rPr>
+              <w:t>Gungnir 永恒之枪</w:t>
+            </w:r>
+          </w:p>
+        </w:tc>
+        <w:tc>
+          <w:tcPr>
+            <w:tcW w:type="dxa" w:w="1234"/>
+          </w:tcPr>
+          <w:p>
+            <w:r>
+              <w:rPr>
+                <w:sz w:val="18"/>
+              </w:rPr>
+              <w:t>（终章特殊：穿透/预知，可作真结局之力）</w:t>
+            </w:r>
+          </w:p>
+        </w:tc>
+        <w:tc>
+          <w:tcPr>
+            <w:tcW w:type="dxa" w:w="1234"/>
+          </w:tcPr>
+          <w:p>
+            <w:r>
+              <w:rPr>
+                <w:sz w:val="18"/>
+              </w:rPr>
+              <w:t>特殊·终极</w:t>
+            </w:r>
+          </w:p>
+        </w:tc>
+        <w:tc>
+          <w:tcPr>
+            <w:tcW w:type="dxa" w:w="1234"/>
+          </w:tcPr>
+          <w:p>
+            <w:r>
+              <w:rPr>
+                <w:sz w:val="18"/>
+              </w:rPr>
+              <w:t>终极战</w:t>
+            </w:r>
+          </w:p>
+        </w:tc>
+      </w:tr>
+      <w:tr>
+        <w:tc>
+          <w:tcPr>
+            <w:tcW w:type="dxa" w:w="1234"/>
+          </w:tcPr>
+          <w:p>
+            <w:r>
+              <w:rPr>
+                <w:sz w:val="18"/>
+              </w:rPr>
               <w:t>隐1</w:t>
             </w:r>
           </w:p>
@@ -7668,7 +9722,18 @@
               <w:rPr>
                 <w:sz w:val="18"/>
               </w:rPr>
-              <w:t>遗忘王</w:t>
+            </w:r>
+            <w:r>
+              <w:rPr>
+                <w:b/>
+                <w:sz w:val="18"/>
+              </w:rPr>
+              <w:t>维达尔</w:t>
+            </w:r>
+            <w:r>
+              <w:rPr>
+                <w:sz w:val="18"/>
+              </w:rPr>
             </w:r>
           </w:p>
         </w:tc>
@@ -7681,7 +9746,7 @@
               <w:rPr>
                 <w:sz w:val="18"/>
               </w:rPr>
-              <w:t>遗忘之冠</w:t>
+              <w:t>沉默之靴（踏杀芬里尔）</w:t>
             </w:r>
           </w:p>
         </w:tc>
@@ -7694,7 +9759,7 @@
               <w:rPr>
                 <w:sz w:val="18"/>
               </w:rPr>
-              <w:t>记忆回响/复制敌技</w:t>
+              <w:t>沉默践踏/复仇蓄力</w:t>
             </w:r>
           </w:p>
         </w:tc>
@@ -7707,7 +9772,7 @@
               <w:rPr>
                 <w:sz w:val="18"/>
               </w:rPr>
-              <w:t>特殊存活</w:t>
+              <w:t>B·幸存（原典存活）</w:t>
             </w:r>
           </w:p>
         </w:tc>
@@ -7767,7 +9832,7 @@
         <w:pStyle w:val="ListBullet"/>
       </w:pPr>
       <w:r>
-        <w:t>升级靠复刷该神（侵蚀度档位解锁技能变体），见装备线之外的"技能线复刷"。</w:t>
+        <w:t>升级靠复刷该神（侵蚀度档位解锁技能变体）。</w:t>
       </w:r>
     </w:p>
     <w:p>
@@ -7793,7 +9858,47 @@
           <w:i/>
           <w:color w:val="555555"/>
         </w:rPr>
-        <w:t xml:space="preserve"> 玩家进度条 = "已收集神器 X/9"。每拿一个神器，技能盘多一套，成长感强烈且清晰。</w:t>
+        <w:t xml:space="preserve"> 玩家进度条 = "已收集神器 X/9"。索尔→弗蕾雅→海姆达尔→赫尔→尼约德→提尔→巴德尔→洛基，主线8件 + 终章奥丁之枪 = 9件核心；维达尔（隐藏）为第10件彩蛋。每拿一件，技能盘多一套，成长清晰。</w:t>
+      </w:r>
+    </w:p>
+    <w:p>
+      <w:pPr>
+        <w:ind w:left="360"/>
+      </w:pPr>
+      <w:r>
+        <w:rPr>
+          <w:i/>
+          <w:color w:val="555555"/>
+        </w:rPr>
+      </w:r>
+      <w:r>
+        <w:rPr>
+          <w:b/>
+          <w:i/>
+          <w:color w:val="555555"/>
+        </w:rPr>
+        <w:t>命运类别小结（呼应 GDD v4.1 原典三分法）：</w:t>
+      </w:r>
+      <w:r>
+        <w:rPr>
+          <w:i/>
+          <w:color w:val="555555"/>
+        </w:rPr>
+        <w:t xml:space="preserve"> A战死残响（索尔/海姆达尔/提尔，原典确实战死）；B幸存（弗蕾雅/赫尔/尼约德/维达尔，原典存活）；C复活（巴德尔，冥界归来）；特殊（洛基点火者/奥丁终极）。</w:t>
+      </w:r>
+      <w:r>
+        <w:rPr>
+          <w:b/>
+          <w:i/>
+          <w:color w:val="555555"/>
+        </w:rPr>
+        <w:t>全部有原典依据，怎么打都合理。</w:t>
+      </w:r>
+      <w:r>
+        <w:rPr>
+          <w:i/>
+          <w:color w:val="555555"/>
+        </w:rPr>
       </w:r>
     </w:p>
     <w:p>
@@ -9066,7 +11171,7 @@
               <w:rPr>
                 <w:sz w:val="18"/>
               </w:rPr>
-              <w:t>炉心神</w:t>
+              <w:t>海姆达尔</w:t>
             </w:r>
           </w:p>
         </w:tc>
@@ -9172,7 +11277,7 @@
               <w:rPr>
                 <w:sz w:val="18"/>
               </w:rPr>
-              <w:t>冻息</w:t>
+              <w:t>赫尔</w:t>
             </w:r>
           </w:p>
         </w:tc>
@@ -9490,7 +11595,7 @@
               <w:rPr>
                 <w:sz w:val="18"/>
               </w:rPr>
-              <w:t>巴德尔/霍德尔</w:t>
+              <w:t>巴德尔</w:t>
             </w:r>
           </w:p>
         </w:tc>
@@ -9596,7 +11701,7 @@
               <w:rPr>
                 <w:sz w:val="18"/>
               </w:rPr>
-              <w:t>劫·Rök</w:t>
+              <w:t>洛基</w:t>
             </w:r>
           </w:p>
         </w:tc>
@@ -9650,7 +11755,7 @@
               <w:rPr>
                 <w:sz w:val="18"/>
               </w:rPr>
-              <w:t>隐1</w:t>
+              <w:t>★</w:t>
             </w:r>
           </w:p>
         </w:tc>
@@ -9663,7 +11768,7 @@
               <w:rPr>
                 <w:sz w:val="18"/>
               </w:rPr>
-              <w:t>天域</w:t>
+              <w:t>英灵殿废墟</w:t>
             </w:r>
           </w:p>
         </w:tc>
@@ -9676,7 +11781,7 @@
               <w:rPr>
                 <w:sz w:val="18"/>
               </w:rPr>
-              <w:t>1.5h</w:t>
+              <w:t>2-3h</w:t>
             </w:r>
           </w:p>
         </w:tc>
@@ -9702,7 +11807,18 @@
               <w:rPr>
                 <w:sz w:val="18"/>
               </w:rPr>
-              <w:t>遗忘王</w:t>
+            </w:r>
+            <w:r>
+              <w:rPr>
+                <w:b/>
+                <w:sz w:val="18"/>
+              </w:rPr>
+              <w:t>奥丁(终极)</w:t>
+            </w:r>
+            <w:r>
+              <w:rPr>
+                <w:sz w:val="18"/>
+              </w:rPr>
             </w:r>
           </w:p>
         </w:tc>
@@ -9741,7 +11857,7 @@
               <w:rPr>
                 <w:sz w:val="18"/>
               </w:rPr>
-              <w:t>0</w:t>
+              <w:t>2</w:t>
             </w:r>
           </w:p>
         </w:tc>
@@ -9756,7 +11872,7 @@
               <w:rPr>
                 <w:sz w:val="18"/>
               </w:rPr>
-              <w:t>隐2</w:t>
+              <w:t>隐1</w:t>
             </w:r>
           </w:p>
         </w:tc>
@@ -9769,7 +11885,7 @@
               <w:rPr>
                 <w:sz w:val="18"/>
               </w:rPr>
-              <w:t>根域</w:t>
+              <w:t>天域</w:t>
             </w:r>
           </w:p>
         </w:tc>
@@ -9782,7 +11898,7 @@
               <w:rPr>
                 <w:sz w:val="18"/>
               </w:rPr>
-              <w:t>1h</w:t>
+              <w:t>1.5h</w:t>
             </w:r>
           </w:p>
         </w:tc>
@@ -9808,7 +11924,7 @@
               <w:rPr>
                 <w:sz w:val="18"/>
               </w:rPr>
-              <w:t>建木新生</w:t>
+              <w:t>维达尔</w:t>
             </w:r>
           </w:p>
         </w:tc>
@@ -9834,7 +11950,7 @@
               <w:rPr>
                 <w:sz w:val="18"/>
               </w:rPr>
-              <w:t>0</w:t>
+              <w:t>1</w:t>
             </w:r>
           </w:p>
         </w:tc>
@@ -9862,6 +11978,112 @@
               <w:rPr>
                 <w:sz w:val="18"/>
               </w:rPr>
+              <w:t>隐2</w:t>
+            </w:r>
+          </w:p>
+        </w:tc>
+        <w:tc>
+          <w:tcPr>
+            <w:tcW w:type="dxa" w:w="1080"/>
+          </w:tcPr>
+          <w:p>
+            <w:r>
+              <w:rPr>
+                <w:sz w:val="18"/>
+              </w:rPr>
+              <w:t>根域</w:t>
+            </w:r>
+          </w:p>
+        </w:tc>
+        <w:tc>
+          <w:tcPr>
+            <w:tcW w:type="dxa" w:w="1080"/>
+          </w:tcPr>
+          <w:p>
+            <w:r>
+              <w:rPr>
+                <w:sz w:val="18"/>
+              </w:rPr>
+              <w:t>1h</w:t>
+            </w:r>
+          </w:p>
+        </w:tc>
+        <w:tc>
+          <w:tcPr>
+            <w:tcW w:type="dxa" w:w="1080"/>
+          </w:tcPr>
+          <w:p>
+            <w:r>
+              <w:rPr>
+                <w:sz w:val="18"/>
+              </w:rPr>
+              <w:t>2</w:t>
+            </w:r>
+          </w:p>
+        </w:tc>
+        <w:tc>
+          <w:tcPr>
+            <w:tcW w:type="dxa" w:w="1080"/>
+          </w:tcPr>
+          <w:p>
+            <w:r>
+              <w:rPr>
+                <w:sz w:val="18"/>
+              </w:rPr>
+              <w:t>Eylíf/建木新生</w:t>
+            </w:r>
+          </w:p>
+        </w:tc>
+        <w:tc>
+          <w:tcPr>
+            <w:tcW w:type="dxa" w:w="1080"/>
+          </w:tcPr>
+          <w:p>
+            <w:r>
+              <w:rPr>
+                <w:sz w:val="18"/>
+              </w:rPr>
+              <w:t>0</w:t>
+            </w:r>
+          </w:p>
+        </w:tc>
+        <w:tc>
+          <w:tcPr>
+            <w:tcW w:type="dxa" w:w="1080"/>
+          </w:tcPr>
+          <w:p>
+            <w:r>
+              <w:rPr>
+                <w:sz w:val="18"/>
+              </w:rPr>
+              <w:t>0</w:t>
+            </w:r>
+          </w:p>
+        </w:tc>
+        <w:tc>
+          <w:tcPr>
+            <w:tcW w:type="dxa" w:w="1080"/>
+          </w:tcPr>
+          <w:p>
+            <w:r>
+              <w:rPr>
+                <w:sz w:val="18"/>
+              </w:rPr>
+              <w:t>0</w:t>
+            </w:r>
+          </w:p>
+        </w:tc>
+      </w:tr>
+      <w:tr>
+        <w:tc>
+          <w:tcPr>
+            <w:tcW w:type="dxa" w:w="1080"/>
+          </w:tcPr>
+          <w:p>
+            <w:r>
+              <w:rPr>
+                <w:sz w:val="18"/>
+              </w:rPr>
             </w:r>
             <w:r>
               <w:rPr>
@@ -9905,7 +12127,7 @@
                 <w:b/>
                 <w:sz w:val="18"/>
               </w:rPr>
-              <w:t>~33h</w:t>
+              <w:t>~35h</w:t>
             </w:r>
             <w:r>
               <w:rPr>
@@ -9929,7 +12151,7 @@
                 <w:b/>
                 <w:sz w:val="18"/>
               </w:rPr>
-              <w:t>43</w:t>
+              <w:t>45</w:t>
             </w:r>
             <w:r>
               <w:rPr>
@@ -9953,7 +12175,7 @@
                 <w:b/>
                 <w:sz w:val="18"/>
               </w:rPr>
-              <w:t>11神</w:t>
+              <w:t>11神+终极</w:t>
             </w:r>
             <w:r>
               <w:rPr>
@@ -10001,7 +12223,7 @@
                 <w:b/>
                 <w:sz w:val="18"/>
               </w:rPr>
-              <w:t>18</w:t>
+              <w:t>19</w:t>
             </w:r>
             <w:r>
               <w:rPr>
@@ -10025,7 +12247,7 @@
                 <w:b/>
                 <w:sz w:val="18"/>
               </w:rPr>
-              <w:t>40</w:t>
+              <w:t>42</w:t>
             </w:r>
             <w:r>
               <w:rPr>
@@ -10570,6 +12792,313 @@
         <w:t>11. 待决策项</w:t>
       </w:r>
     </w:p>
+    <w:p>
+      <w:r/>
+      <w:r>
+        <w:rPr>
+          <w:b/>
+        </w:rPr>
+        <w:t>已确定项（用户拍板）：</w:t>
+      </w:r>
+      <w:r/>
+    </w:p>
+    <w:tbl>
+      <w:tblPr>
+        <w:tblStyle w:val="LightGrid-Accent1"/>
+        <w:tblW w:type="auto" w:w="0"/>
+        <w:tblLook w:firstColumn="1" w:firstRow="1" w:lastColumn="0" w:lastRow="0" w:noHBand="0" w:noVBand="1" w:val="04A0"/>
+      </w:tblPr>
+      <w:tblGrid>
+        <w:gridCol w:w="4320"/>
+        <w:gridCol w:w="4320"/>
+      </w:tblGrid>
+      <w:tr>
+        <w:tc>
+          <w:tcPr>
+            <w:tcW w:type="dxa" w:w="4320"/>
+          </w:tcPr>
+          <w:p>
+            <w:r>
+              <w:rPr>
+                <w:b/>
+                <w:sz w:val="18"/>
+              </w:rPr>
+              <w:t>#</w:t>
+            </w:r>
+          </w:p>
+        </w:tc>
+        <w:tc>
+          <w:tcPr>
+            <w:tcW w:type="dxa" w:w="4320"/>
+          </w:tcPr>
+          <w:p>
+            <w:r>
+              <w:rPr>
+                <w:b/>
+                <w:sz w:val="18"/>
+              </w:rPr>
+              <w:t>决定</w:t>
+            </w:r>
+          </w:p>
+        </w:tc>
+      </w:tr>
+      <w:tr>
+        <w:tc>
+          <w:tcPr>
+            <w:tcW w:type="dxa" w:w="4320"/>
+          </w:tcPr>
+          <w:p>
+            <w:r>
+              <w:rPr>
+                <w:sz w:val="18"/>
+              </w:rPr>
+              <w:t>✓</w:t>
+            </w:r>
+          </w:p>
+        </w:tc>
+        <w:tc>
+          <w:tcPr>
+            <w:tcW w:type="dxa" w:w="4320"/>
+          </w:tcPr>
+          <w:p>
+            <w:r>
+              <w:rPr>
+                <w:sz w:val="18"/>
+              </w:rPr>
+              <w:t xml:space="preserve">主域数 = </w:t>
+            </w:r>
+            <w:r>
+              <w:rPr>
+                <w:b/>
+                <w:sz w:val="18"/>
+              </w:rPr>
+              <w:t>9主域 + 2隐域 + 1终章域</w:t>
+            </w:r>
+            <w:r>
+              <w:rPr>
+                <w:sz w:val="18"/>
+              </w:rPr>
+            </w:r>
+          </w:p>
+        </w:tc>
+      </w:tr>
+      <w:tr>
+        <w:tc>
+          <w:tcPr>
+            <w:tcW w:type="dxa" w:w="4320"/>
+          </w:tcPr>
+          <w:p>
+            <w:r>
+              <w:rPr>
+                <w:sz w:val="18"/>
+              </w:rPr>
+              <w:t>✓</w:t>
+            </w:r>
+          </w:p>
+        </w:tc>
+        <w:tc>
+          <w:tcPr>
+            <w:tcW w:type="dxa" w:w="4320"/>
+          </w:tcPr>
+          <w:p>
+            <w:r>
+              <w:rPr>
+                <w:sz w:val="18"/>
+              </w:rPr>
+              <w:t>全部神Boss替换为</w:t>
+            </w:r>
+            <w:r>
+              <w:rPr>
+                <w:b/>
+                <w:sz w:val="18"/>
+              </w:rPr>
+              <w:t>北欧原典知名神</w:t>
+            </w:r>
+            <w:r>
+              <w:rPr>
+                <w:sz w:val="18"/>
+              </w:rPr>
+              <w:t>，移除所有原创神</w:t>
+            </w:r>
+          </w:p>
+        </w:tc>
+      </w:tr>
+      <w:tr>
+        <w:tc>
+          <w:tcPr>
+            <w:tcW w:type="dxa" w:w="4320"/>
+          </w:tcPr>
+          <w:p>
+            <w:r>
+              <w:rPr>
+                <w:sz w:val="18"/>
+              </w:rPr>
+              <w:t>✓</w:t>
+            </w:r>
+          </w:p>
+        </w:tc>
+        <w:tc>
+          <w:tcPr>
+            <w:tcW w:type="dxa" w:w="4320"/>
+          </w:tcPr>
+          <w:p>
+            <w:r>
+              <w:rPr>
+                <w:sz w:val="18"/>
+              </w:rPr>
+              <w:t xml:space="preserve">终极Boss = </w:t>
+            </w:r>
+            <w:r>
+              <w:rPr>
+                <w:b/>
+                <w:sz w:val="18"/>
+              </w:rPr>
+              <w:t>奥丁</w:t>
+            </w:r>
+            <w:r>
+              <w:rPr>
+                <w:sz w:val="18"/>
+              </w:rPr>
+              <w:t>（契约签订者+英灵殿主人+不肯放手者，三重身份指向他）</w:t>
+            </w:r>
+          </w:p>
+        </w:tc>
+      </w:tr>
+      <w:tr>
+        <w:tc>
+          <w:tcPr>
+            <w:tcW w:type="dxa" w:w="4320"/>
+          </w:tcPr>
+          <w:p>
+            <w:r>
+              <w:rPr>
+                <w:sz w:val="18"/>
+              </w:rPr>
+              <w:t>✓</w:t>
+            </w:r>
+          </w:p>
+        </w:tc>
+        <w:tc>
+          <w:tcPr>
+            <w:tcW w:type="dxa" w:w="4320"/>
+          </w:tcPr>
+          <w:p>
+            <w:r>
+              <w:rPr>
+                <w:sz w:val="18"/>
+              </w:rPr>
+              <w:t xml:space="preserve">表面元凶 = </w:t>
+            </w:r>
+            <w:r>
+              <w:rPr>
+                <w:b/>
+                <w:sz w:val="18"/>
+              </w:rPr>
+              <w:t>洛基</w:t>
+            </w:r>
+            <w:r>
+              <w:rPr>
+                <w:sz w:val="18"/>
+              </w:rPr>
+              <w:t>（劫域，反高潮陷阱）</w:t>
+            </w:r>
+          </w:p>
+        </w:tc>
+      </w:tr>
+      <w:tr>
+        <w:tc>
+          <w:tcPr>
+            <w:tcW w:type="dxa" w:w="4320"/>
+          </w:tcPr>
+          <w:p>
+            <w:r>
+              <w:rPr>
+                <w:sz w:val="18"/>
+              </w:rPr>
+              <w:t>✓</w:t>
+            </w:r>
+          </w:p>
+        </w:tc>
+        <w:tc>
+          <w:tcPr>
+            <w:tcW w:type="dxa" w:w="4320"/>
+          </w:tcPr>
+          <w:p>
+            <w:r>
+              <w:rPr>
+                <w:sz w:val="18"/>
+              </w:rPr>
+              <w:t xml:space="preserve">Boss排布 = </w:t>
+            </w:r>
+            <w:r>
+              <w:rPr>
+                <w:b/>
+                <w:sz w:val="18"/>
+              </w:rPr>
+              <w:t>权力金字塔</w:t>
+            </w:r>
+            <w:r>
+              <w:rPr>
+                <w:sz w:val="18"/>
+              </w:rPr>
+              <w:t>（边缘神→华纳神族→奥丁至亲→洛基→奥丁）</w:t>
+            </w:r>
+          </w:p>
+        </w:tc>
+      </w:tr>
+      <w:tr>
+        <w:tc>
+          <w:tcPr>
+            <w:tcW w:type="dxa" w:w="4320"/>
+          </w:tcPr>
+          <w:p>
+            <w:r>
+              <w:rPr>
+                <w:sz w:val="18"/>
+              </w:rPr>
+              <w:t>✓</w:t>
+            </w:r>
+          </w:p>
+        </w:tc>
+        <w:tc>
+          <w:tcPr>
+            <w:tcW w:type="dxa" w:w="4320"/>
+          </w:tcPr>
+          <w:p>
+            <w:r>
+              <w:rPr>
+                <w:sz w:val="18"/>
+              </w:rPr>
+              <w:t xml:space="preserve">首神 = </w:t>
+            </w:r>
+            <w:r>
+              <w:rPr>
+                <w:b/>
+                <w:sz w:val="18"/>
+              </w:rPr>
+              <w:t>索尔</w:t>
+            </w:r>
+            <w:r>
+              <w:rPr>
+                <w:sz w:val="18"/>
+              </w:rPr>
+              <w:t>（雷域，中域教学赠予残响）</w:t>
+            </w:r>
+          </w:p>
+        </w:tc>
+      </w:tr>
+    </w:tbl>
+    <w:p/>
+    <w:p>
+      <w:r/>
+      <w:r>
+        <w:rPr>
+          <w:b/>
+        </w:rPr>
+        <w:t>仍待决策项：</w:t>
+      </w:r>
+      <w:r/>
+    </w:p>
     <w:tbl>
       <w:tblPr>
         <w:tblStyle w:val="LightGrid-Accent1"/>
@@ -10663,7 +13192,7 @@
               <w:rPr>
                 <w:sz w:val="18"/>
               </w:rPr>
-              <w:t>主域数：7 还是 9</w:t>
+              <w:t>神器槽数</w:t>
             </w:r>
           </w:p>
         </w:tc>
@@ -10676,7 +13205,7 @@
               <w:rPr>
                 <w:sz w:val="18"/>
               </w:rPr>
-              <w:t>7（原v4.1）/ 9（本文档）</w:t>
+              <w:t>2/3/4</w:t>
             </w:r>
           </w:p>
         </w:tc>
@@ -10695,13 +13224,13 @@
                 <w:b/>
                 <w:sz w:val="18"/>
               </w:rPr>
-              <w:t>9</w:t>
-            </w:r>
-            <w:r>
-              <w:rPr>
-                <w:sz w:val="18"/>
-              </w:rPr>
-              <w:t>（容纳更多知名神+撑足30-40h）</w:t>
+              <w:t>3</w:t>
+            </w:r>
+            <w:r>
+              <w:rPr>
+                <w:sz w:val="18"/>
+              </w:rPr>
+              <w:t>（主战+副战+被动）</w:t>
             </w:r>
           </w:p>
         </w:tc>
@@ -10729,7 +13258,7 @@
               <w:rPr>
                 <w:sz w:val="18"/>
               </w:rPr>
-              <w:t>神器槽数</w:t>
+              <w:t>武器数量</w:t>
             </w:r>
           </w:p>
         </w:tc>
@@ -10742,7 +13271,7 @@
               <w:rPr>
                 <w:sz w:val="18"/>
               </w:rPr>
-              <w:t>2/3/4</w:t>
+              <w:t>8/14</w:t>
             </w:r>
           </w:p>
         </w:tc>
@@ -10761,13 +13290,13 @@
                 <w:b/>
                 <w:sz w:val="18"/>
               </w:rPr>
-              <w:t>3</w:t>
-            </w:r>
-            <w:r>
-              <w:rPr>
-                <w:sz w:val="18"/>
-              </w:rPr>
-              <w:t>（主战+副战+被动）</w:t>
+              <w:t>8</w:t>
+            </w:r>
+            <w:r>
+              <w:rPr>
+                <w:sz w:val="18"/>
+              </w:rPr>
+              <w:t>（靠神影乘法做深度）</w:t>
             </w:r>
           </w:p>
         </w:tc>
@@ -10795,7 +13324,7 @@
               <w:rPr>
                 <w:sz w:val="18"/>
               </w:rPr>
-              <w:t>武器数量</w:t>
+              <w:t>兽王是否做成可联机共斗</w:t>
             </w:r>
           </w:p>
         </w:tc>
@@ -10808,7 +13337,7 @@
               <w:rPr>
                 <w:sz w:val="18"/>
               </w:rPr>
-              <w:t>8/14</w:t>
+              <w:t>是/留接口</w:t>
             </w:r>
           </w:p>
         </w:tc>
@@ -10827,13 +13356,13 @@
                 <w:b/>
                 <w:sz w:val="18"/>
               </w:rPr>
-              <w:t>8</w:t>
-            </w:r>
-            <w:r>
-              <w:rPr>
-                <w:sz w:val="18"/>
-              </w:rPr>
-              <w:t>（靠神影乘法做深度）</w:t>
+              <w:t>留接口</w:t>
+            </w:r>
+            <w:r>
+              <w:rPr>
+                <w:sz w:val="18"/>
+              </w:rPr>
+              <w:t>（基础版单人，DLC开联机）</w:t>
             </w:r>
           </w:p>
         </w:tc>
@@ -10861,7 +13390,7 @@
               <w:rPr>
                 <w:sz w:val="18"/>
               </w:rPr>
-              <w:t>兽王是否做成可联机共斗</w:t>
+              <w:t>第2个"剧情赠予"放哪</w:t>
             </w:r>
           </w:p>
         </w:tc>
@@ -10874,7 +13403,7 @@
               <w:rPr>
                 <w:sz w:val="18"/>
               </w:rPr>
-              <w:t>是/留接口</w:t>
+              <w:t>海域尼约德 / 其他</w:t>
             </w:r>
           </w:p>
         </w:tc>
@@ -10893,13 +13422,13 @@
                 <w:b/>
                 <w:sz w:val="18"/>
               </w:rPr>
-              <w:t>留接口</w:t>
-            </w:r>
-            <w:r>
-              <w:rPr>
-                <w:sz w:val="18"/>
-              </w:rPr>
-              <w:t>（基础版单人，DLC开联机）</w:t>
+              <w:t>海域</w:t>
+            </w:r>
+            <w:r>
+              <w:rPr>
+                <w:sz w:val="18"/>
+              </w:rPr>
+              <w:t>（中点传功，强化反转）</w:t>
             </w:r>
           </w:p>
         </w:tc>
@@ -10927,7 +13456,7 @@
               <w:rPr>
                 <w:sz w:val="18"/>
               </w:rPr>
-              <w:t>第2个"剧情赠予"放哪</w:t>
+              <w:t>奥丁之枪是否计入9件收集</w:t>
             </w:r>
           </w:p>
         </w:tc>
@@ -10940,7 +13469,7 @@
               <w:rPr>
                 <w:sz w:val="18"/>
               </w:rPr>
-              <w:t>海域尼约德 / 其他</w:t>
+              <w:t>计入/作真结局之力</w:t>
             </w:r>
           </w:p>
         </w:tc>
@@ -10959,13 +13488,13 @@
                 <w:b/>
                 <w:sz w:val="18"/>
               </w:rPr>
-              <w:t>海域</w:t>
-            </w:r>
-            <w:r>
-              <w:rPr>
-                <w:sz w:val="18"/>
-              </w:rPr>
-              <w:t>（中点传功，强化反转）</w:t>
+              <w:t>作真结局之力</w:t>
+            </w:r>
+            <w:r>
+              <w:rPr>
+                <w:sz w:val="18"/>
+              </w:rPr>
+              <w:t>（不进常规技能盘）</w:t>
             </w:r>
           </w:p>
         </w:tc>
@@ -10993,7 +13522,7 @@
               <w:rPr>
                 <w:sz w:val="18"/>
               </w:rPr>
-              <w:t>隐藏神器是否计入9件收集</w:t>
+              <w:t>巴德尔战斗形态</w:t>
             </w:r>
           </w:p>
         </w:tc>
@@ -11006,7 +13535,7 @@
               <w:rPr>
                 <w:sz w:val="18"/>
               </w:rPr>
-              <w:t>计入/独立</w:t>
+              <w:t>单体光明神 / 与霍德尔孪生</w:t>
             </w:r>
           </w:p>
         </w:tc>
@@ -11025,13 +13554,13 @@
                 <w:b/>
                 <w:sz w:val="18"/>
               </w:rPr>
-              <w:t>独立</w:t>
-            </w:r>
-            <w:r>
-              <w:rPr>
-                <w:sz w:val="18"/>
-              </w:rPr>
-              <w:t>（9件主线 + 2件隐藏彩蛋）</w:t>
+              <w:t>单体</w:t>
+            </w:r>
+            <w:r>
+              <w:rPr>
+                <w:sz w:val="18"/>
+              </w:rPr>
+              <w:t>（辨识度更高，简化叙事）</w:t>
             </w:r>
           </w:p>
         </w:tc>
@@ -11165,7 +13694,7 @@
                 <w:b/>
                 <w:sz w:val="18"/>
               </w:rPr>
-              <w:t>9主域</w:t>
+              <w:t>9主域+终章域</w:t>
             </w:r>
             <w:r>
               <w:rPr>
@@ -11183,7 +13712,7 @@
               <w:rPr>
                 <w:sz w:val="18"/>
               </w:rPr>
-              <w:t>待确认后回写主GDD Part 6</w:t>
+              <w:t>回写主GDD Part 6</w:t>
             </w:r>
           </w:p>
         </w:tc>
@@ -11198,6 +13727,201 @@
               <w:rPr>
                 <w:sz w:val="18"/>
               </w:rPr>
+              <w:t>神Boss</w:t>
+            </w:r>
+          </w:p>
+        </w:tc>
+        <w:tc>
+          <w:tcPr>
+            <w:tcW w:type="dxa" w:w="2160"/>
+          </w:tcPr>
+          <w:p>
+            <w:r>
+              <w:rPr>
+                <w:sz w:val="18"/>
+              </w:rPr>
+              <w:t>含4原创神</w:t>
+            </w:r>
+          </w:p>
+        </w:tc>
+        <w:tc>
+          <w:tcPr>
+            <w:tcW w:type="dxa" w:w="2160"/>
+          </w:tcPr>
+          <w:p>
+            <w:r>
+              <w:rPr>
+                <w:sz w:val="18"/>
+              </w:rPr>
+            </w:r>
+            <w:r>
+              <w:rPr>
+                <w:b/>
+                <w:sz w:val="18"/>
+              </w:rPr>
+              <w:t>全知名神（索尔/弗蕾雅/海姆达尔/赫尔/尼约德/提尔/巴德尔/洛基/奥丁/维达尔）</w:t>
+            </w:r>
+            <w:r>
+              <w:rPr>
+                <w:sz w:val="18"/>
+              </w:rPr>
+            </w:r>
+          </w:p>
+        </w:tc>
+        <w:tc>
+          <w:tcPr>
+            <w:tcW w:type="dxa" w:w="2160"/>
+          </w:tcPr>
+          <w:p>
+            <w:r>
+              <w:rPr>
+                <w:sz w:val="18"/>
+              </w:rPr>
+              <w:t>全替换</w:t>
+            </w:r>
+          </w:p>
+        </w:tc>
+      </w:tr>
+      <w:tr>
+        <w:tc>
+          <w:tcPr>
+            <w:tcW w:type="dxa" w:w="2160"/>
+          </w:tcPr>
+          <w:p>
+            <w:r>
+              <w:rPr>
+                <w:sz w:val="18"/>
+              </w:rPr>
+              <w:t>终极Boss</w:t>
+            </w:r>
+          </w:p>
+        </w:tc>
+        <w:tc>
+          <w:tcPr>
+            <w:tcW w:type="dxa" w:w="2160"/>
+          </w:tcPr>
+          <w:p>
+            <w:r>
+              <w:rPr>
+                <w:sz w:val="18"/>
+              </w:rPr>
+              <w:t>劫·Rök（原创）</w:t>
+            </w:r>
+          </w:p>
+        </w:tc>
+        <w:tc>
+          <w:tcPr>
+            <w:tcW w:type="dxa" w:w="2160"/>
+          </w:tcPr>
+          <w:p>
+            <w:r>
+              <w:rPr>
+                <w:sz w:val="18"/>
+              </w:rPr>
+            </w:r>
+            <w:r>
+              <w:rPr>
+                <w:b/>
+                <w:sz w:val="18"/>
+              </w:rPr>
+              <w:t>奥丁（众神之父）</w:t>
+            </w:r>
+            <w:r>
+              <w:rPr>
+                <w:sz w:val="18"/>
+              </w:rPr>
+            </w:r>
+          </w:p>
+        </w:tc>
+        <w:tc>
+          <w:tcPr>
+            <w:tcW w:type="dxa" w:w="2160"/>
+          </w:tcPr>
+          <w:p>
+            <w:r>
+              <w:rPr>
+                <w:sz w:val="18"/>
+              </w:rPr>
+              <w:t>替换</w:t>
+            </w:r>
+          </w:p>
+        </w:tc>
+      </w:tr>
+      <w:tr>
+        <w:tc>
+          <w:tcPr>
+            <w:tcW w:type="dxa" w:w="2160"/>
+          </w:tcPr>
+          <w:p>
+            <w:r>
+              <w:rPr>
+                <w:sz w:val="18"/>
+              </w:rPr>
+              <w:t>Boss排布逻辑</w:t>
+            </w:r>
+          </w:p>
+        </w:tc>
+        <w:tc>
+          <w:tcPr>
+            <w:tcW w:type="dxa" w:w="2160"/>
+          </w:tcPr>
+          <w:p>
+            <w:r>
+              <w:rPr>
+                <w:sz w:val="18"/>
+              </w:rPr>
+              <w:t>无明确逻辑</w:t>
+            </w:r>
+          </w:p>
+        </w:tc>
+        <w:tc>
+          <w:tcPr>
+            <w:tcW w:type="dxa" w:w="2160"/>
+          </w:tcPr>
+          <w:p>
+            <w:r>
+              <w:rPr>
+                <w:sz w:val="18"/>
+              </w:rPr>
+            </w:r>
+            <w:r>
+              <w:rPr>
+                <w:b/>
+                <w:sz w:val="18"/>
+              </w:rPr>
+              <w:t>权力金字塔+追债链+原典因果</w:t>
+            </w:r>
+            <w:r>
+              <w:rPr>
+                <w:sz w:val="18"/>
+              </w:rPr>
+            </w:r>
+          </w:p>
+        </w:tc>
+        <w:tc>
+          <w:tcPr>
+            <w:tcW w:type="dxa" w:w="2160"/>
+          </w:tcPr>
+          <w:p>
+            <w:r>
+              <w:rPr>
+                <w:sz w:val="18"/>
+              </w:rPr>
+              <w:t>新增</w:t>
+            </w:r>
+          </w:p>
+        </w:tc>
+      </w:tr>
+      <w:tr>
+        <w:tc>
+          <w:tcPr>
+            <w:tcW w:type="dxa" w:w="2160"/>
+          </w:tcPr>
+          <w:p>
+            <w:r>
+              <w:rPr>
+                <w:sz w:val="18"/>
+              </w:rPr>
               <w:t>Boss分类</w:t>
             </w:r>
           </w:p>
@@ -11230,7 +13954,7 @@
                 <w:b/>
                 <w:sz w:val="18"/>
               </w:rPr>
-              <w:t>双线：11神+6兽王</w:t>
+              <w:t>双线：10神+终极奥丁+6兽王</w:t>
             </w:r>
             <w:r>
               <w:rPr>
